--- a/Registos Projeto.docx
+++ b/Registos Projeto.docx
@@ -46,7 +46,7 @@
                         </a:ln>
                         <a:extLst>
                           <a:ext uri="{C572A759-6A51-4108-AA02-DFA0A04FC94B}">
-                            <ma14:wrappingTextBoxFlag xmlns:ma14="http://schemas.microsoft.com/office/mac/drawingml/2011/main" xmlns:o="urn:schemas-microsoft-com:office:office" xmlns:v="urn:schemas-microsoft-com:vml" xmlns:w10="urn:schemas-microsoft-com:office:word" xmlns:w="http://schemas.openxmlformats.org/wordprocessingml/2006/main" xmlns:p="http://schemas.openxmlformats.org/presentationml/2006/main" xmlns="" xmlns:lc="http://schemas.openxmlformats.org/drawingml/2006/lockedCanvas" val="1"/>
+                            <ma14:wrappingTextBoxFlag xmlns:lc="http://schemas.openxmlformats.org/drawingml/2006/lockedCanvas" xmlns="" xmlns:p="http://schemas.openxmlformats.org/presentationml/2006/main" xmlns:w="http://schemas.openxmlformats.org/wordprocessingml/2006/main" xmlns:w10="urn:schemas-microsoft-com:office:word" xmlns:v="urn:schemas-microsoft-com:vml" xmlns:o="urn:schemas-microsoft-com:office:office" xmlns:ma14="http://schemas.microsoft.com/office/mac/drawingml/2011/main" val="1"/>
                           </a:ext>
                         </a:extLst>
                       </wps:spPr>
@@ -845,7 +845,7 @@
       <w:tr>
         <w:tc>
           <w:tcPr>
-            <w:tcW w:w="2614" w:type="dxa"/>
+            <w:tcW w:w="2404" w:type="dxa"/>
             <w:shd w:val="clear" w:color="auto" w:fill="3A8BA4"/>
           </w:tcPr>
           <w:p>
@@ -870,7 +870,7 @@
         </w:tc>
         <w:tc>
           <w:tcPr>
-            <w:tcW w:w="2614" w:type="dxa"/>
+            <w:tcW w:w="2529" w:type="dxa"/>
             <w:shd w:val="clear" w:color="auto" w:fill="3A8BA4"/>
           </w:tcPr>
           <w:p>
@@ -893,7 +893,7 @@
         </w:tc>
         <w:tc>
           <w:tcPr>
-            <w:tcW w:w="2614" w:type="dxa"/>
+            <w:tcW w:w="2413" w:type="dxa"/>
             <w:shd w:val="clear" w:color="auto" w:fill="3A8BA4"/>
           </w:tcPr>
           <w:p>
@@ -916,7 +916,7 @@
         </w:tc>
         <w:tc>
           <w:tcPr>
-            <w:tcW w:w="2614" w:type="dxa"/>
+            <w:tcW w:w="2390" w:type="dxa"/>
             <w:shd w:val="clear" w:color="auto" w:fill="3A8BA4"/>
           </w:tcPr>
           <w:p>
@@ -934,6 +934,444 @@
                 <w:color w:val="FFFFFF" w:themeColor="background1"/>
               </w:rPr>
               <w:t>Prazo</w:t>
+            </w:r>
+          </w:p>
+        </w:tc>
+      </w:tr>
+      <w:tr>
+        <w:tc>
+          <w:tcPr>
+            <w:tcW w:w="2404" w:type="dxa"/>
+            <w:shd w:val="clear" w:color="auto" w:fill="C9F9FC" w:themeFill="accent3" w:themeFillTint="33"/>
+          </w:tcPr>
+          <w:p>
+            <w:pPr>
+              <w:pStyle w:val="Assinatura"/>
+              <w:ind w:left="0"/>
+              <w:rPr>
+                <w:rFonts w:ascii="Times New Roman" w:hAnsi="Times New Roman" w:cs="Times New Roman"/>
+                <w:color w:val="FFFFFF" w:themeColor="background1"/>
+              </w:rPr>
+            </w:pPr>
+            <w:r>
+              <w:rPr>
+                <w:rFonts w:ascii="Times New Roman" w:hAnsi="Times New Roman" w:cs="Times New Roman"/>
+                <w:color w:val="000000" w:themeColor="text1"/>
+              </w:rPr>
+              <w:t>Validar contexto e problema com o docente</w:t>
+            </w:r>
+          </w:p>
+        </w:tc>
+        <w:tc>
+          <w:tcPr>
+            <w:tcW w:w="2529" w:type="dxa"/>
+            <w:shd w:val="clear" w:color="auto" w:fill="C9F9FC" w:themeFill="accent3" w:themeFillTint="33"/>
+          </w:tcPr>
+          <w:p>
+            <w:pPr>
+              <w:pStyle w:val="Assinatura"/>
+              <w:ind w:left="0"/>
+              <w:rPr>
+                <w:rFonts w:ascii="Times New Roman" w:hAnsi="Times New Roman" w:cs="Times New Roman"/>
+                <w:color w:val="000000" w:themeColor="text1"/>
+              </w:rPr>
+            </w:pPr>
+            <w:r>
+              <w:rPr>
+                <w:rFonts w:ascii="Times New Roman" w:hAnsi="Times New Roman" w:cs="Times New Roman"/>
+                <w:color w:val="000000" w:themeColor="text1"/>
+              </w:rPr>
+              <w:t>David Santos</w:t>
+            </w:r>
+          </w:p>
+        </w:tc>
+        <w:tc>
+          <w:tcPr>
+            <w:tcW w:w="2413" w:type="dxa"/>
+            <w:shd w:val="clear" w:color="auto" w:fill="C9F9FC" w:themeFill="accent3" w:themeFillTint="33"/>
+          </w:tcPr>
+          <w:p>
+            <w:pPr>
+              <w:pStyle w:val="Assinatura"/>
+              <w:ind w:left="0"/>
+              <w:rPr>
+                <w:rFonts w:ascii="Times New Roman" w:hAnsi="Times New Roman" w:cs="Times New Roman"/>
+                <w:color w:val="FFFFFF" w:themeColor="background1"/>
+              </w:rPr>
+            </w:pPr>
+            <w:r>
+              <w:rPr>
+                <w:rFonts w:ascii="Times New Roman" w:hAnsi="Times New Roman" w:cs="Times New Roman"/>
+                <w:color w:val="000000" w:themeColor="text1"/>
+              </w:rPr>
+              <w:t>Em curso</w:t>
+            </w:r>
+          </w:p>
+        </w:tc>
+        <w:tc>
+          <w:tcPr>
+            <w:tcW w:w="2390" w:type="dxa"/>
+            <w:shd w:val="clear" w:color="auto" w:fill="C9F9FC" w:themeFill="accent3" w:themeFillTint="33"/>
+          </w:tcPr>
+          <w:p>
+            <w:pPr>
+              <w:pStyle w:val="Assinatura"/>
+              <w:ind w:left="0"/>
+              <w:rPr>
+                <w:rFonts w:ascii="Times New Roman" w:hAnsi="Times New Roman" w:cs="Times New Roman"/>
+                <w:color w:val="FFFFFF" w:themeColor="background1"/>
+              </w:rPr>
+            </w:pPr>
+            <w:r>
+              <w:rPr>
+                <w:rFonts w:ascii="Times New Roman" w:hAnsi="Times New Roman" w:cs="Times New Roman"/>
+                <w:color w:val="000000" w:themeColor="text1"/>
+              </w:rPr>
+              <w:t>Semana 2</w:t>
+            </w:r>
+          </w:p>
+        </w:tc>
+      </w:tr>
+      <w:tr>
+        <w:tc>
+          <w:tcPr>
+            <w:tcW w:w="2404" w:type="dxa"/>
+            <w:shd w:val="clear" w:color="auto" w:fill="C9F9FC" w:themeFill="accent3" w:themeFillTint="33"/>
+          </w:tcPr>
+          <w:p>
+            <w:pPr>
+              <w:pStyle w:val="Assinatura"/>
+              <w:ind w:left="0"/>
+              <w:rPr>
+                <w:rFonts w:ascii="Times New Roman" w:hAnsi="Times New Roman" w:cs="Times New Roman"/>
+                <w:color w:val="FFFFFF" w:themeColor="background1"/>
+              </w:rPr>
+            </w:pPr>
+            <w:r>
+              <w:rPr>
+                <w:rFonts w:ascii="Times New Roman" w:hAnsi="Times New Roman" w:cs="Times New Roman"/>
+                <w:color w:val="000000" w:themeColor="text1"/>
+              </w:rPr>
+              <w:t>Recolher evidência sobre a situação atual e elaborar a Análise/Mapa do contexto educativo</w:t>
+            </w:r>
+          </w:p>
+        </w:tc>
+        <w:tc>
+          <w:tcPr>
+            <w:tcW w:w="2529" w:type="dxa"/>
+            <w:shd w:val="clear" w:color="auto" w:fill="C9F9FC" w:themeFill="accent3" w:themeFillTint="33"/>
+          </w:tcPr>
+          <w:p>
+            <w:pPr>
+              <w:pStyle w:val="Assinatura"/>
+              <w:ind w:left="0"/>
+              <w:rPr>
+                <w:rFonts w:ascii="Times New Roman" w:hAnsi="Times New Roman" w:cs="Times New Roman"/>
+                <w:color w:val="FFFFFF" w:themeColor="background1"/>
+              </w:rPr>
+            </w:pPr>
+            <w:r>
+              <w:rPr>
+                <w:rFonts w:ascii="Times New Roman" w:hAnsi="Times New Roman" w:cs="Times New Roman"/>
+                <w:color w:val="000000" w:themeColor="text1"/>
+              </w:rPr>
+              <w:t>David Santos</w:t>
+            </w:r>
+          </w:p>
+        </w:tc>
+        <w:tc>
+          <w:tcPr>
+            <w:tcW w:w="2413" w:type="dxa"/>
+            <w:shd w:val="clear" w:color="auto" w:fill="C9F9FC" w:themeFill="accent3" w:themeFillTint="33"/>
+          </w:tcPr>
+          <w:p>
+            <w:pPr>
+              <w:pStyle w:val="Assinatura"/>
+              <w:ind w:left="0"/>
+              <w:rPr>
+                <w:rFonts w:ascii="Times New Roman" w:hAnsi="Times New Roman" w:cs="Times New Roman"/>
+                <w:color w:val="FFFFFF" w:themeColor="background1"/>
+              </w:rPr>
+            </w:pPr>
+            <w:r>
+              <w:rPr>
+                <w:rFonts w:ascii="Times New Roman" w:hAnsi="Times New Roman" w:cs="Times New Roman"/>
+                <w:color w:val="000000" w:themeColor="text1"/>
+              </w:rPr>
+              <w:t>Em curso</w:t>
+            </w:r>
+          </w:p>
+        </w:tc>
+        <w:tc>
+          <w:tcPr>
+            <w:tcW w:w="2390" w:type="dxa"/>
+            <w:shd w:val="clear" w:color="auto" w:fill="C9F9FC" w:themeFill="accent3" w:themeFillTint="33"/>
+          </w:tcPr>
+          <w:p>
+            <w:pPr>
+              <w:pStyle w:val="Assinatura"/>
+              <w:ind w:left="0"/>
+              <w:rPr>
+                <w:rFonts w:ascii="Times New Roman" w:hAnsi="Times New Roman" w:cs="Times New Roman"/>
+                <w:color w:val="FFFFFF" w:themeColor="background1"/>
+              </w:rPr>
+            </w:pPr>
+            <w:r>
+              <w:rPr>
+                <w:rFonts w:ascii="Times New Roman" w:hAnsi="Times New Roman" w:cs="Times New Roman"/>
+                <w:color w:val="000000" w:themeColor="text1"/>
+              </w:rPr>
+              <w:t>Semana 2</w:t>
+            </w:r>
+          </w:p>
+        </w:tc>
+      </w:tr>
+      <w:tr>
+        <w:tc>
+          <w:tcPr>
+            <w:tcW w:w="2404" w:type="dxa"/>
+            <w:shd w:val="clear" w:color="auto" w:fill="C9F9FC" w:themeFill="accent3" w:themeFillTint="33"/>
+          </w:tcPr>
+          <w:p>
+            <w:pPr>
+              <w:pStyle w:val="Assinatura"/>
+              <w:ind w:left="0"/>
+              <w:rPr>
+                <w:rFonts w:ascii="Times New Roman" w:hAnsi="Times New Roman" w:cs="Times New Roman"/>
+                <w:color w:val="000000" w:themeColor="text1"/>
+              </w:rPr>
+            </w:pPr>
+            <w:r>
+              <w:rPr>
+                <w:rFonts w:ascii="Times New Roman" w:hAnsi="Times New Roman" w:cs="Times New Roman"/>
+                <w:color w:val="000000" w:themeColor="text1"/>
+              </w:rPr>
+              <w:t xml:space="preserve">Identificar </w:t>
+            </w:r>
+            <w:proofErr w:type="spellStart"/>
+            <w:r>
+              <w:rPr>
+                <w:rFonts w:ascii="Times New Roman" w:hAnsi="Times New Roman" w:cs="Times New Roman"/>
+                <w:color w:val="000000" w:themeColor="text1"/>
+              </w:rPr>
+              <w:t>stakeholders</w:t>
+            </w:r>
+            <w:proofErr w:type="spellEnd"/>
+            <w:r>
+              <w:rPr>
+                <w:rFonts w:ascii="Times New Roman" w:hAnsi="Times New Roman" w:cs="Times New Roman"/>
+                <w:color w:val="000000" w:themeColor="text1"/>
+              </w:rPr>
+              <w:t>, necessidades de informação e construir personas</w:t>
+            </w:r>
+          </w:p>
+        </w:tc>
+        <w:tc>
+          <w:tcPr>
+            <w:tcW w:w="2529" w:type="dxa"/>
+            <w:shd w:val="clear" w:color="auto" w:fill="C9F9FC" w:themeFill="accent3" w:themeFillTint="33"/>
+          </w:tcPr>
+          <w:p>
+            <w:pPr>
+              <w:pStyle w:val="Assinatura"/>
+              <w:ind w:left="0"/>
+              <w:rPr>
+                <w:rFonts w:ascii="Times New Roman" w:hAnsi="Times New Roman" w:cs="Times New Roman"/>
+                <w:color w:val="000000" w:themeColor="text1"/>
+              </w:rPr>
+            </w:pPr>
+            <w:r>
+              <w:rPr>
+                <w:rFonts w:ascii="Times New Roman" w:hAnsi="Times New Roman" w:cs="Times New Roman"/>
+                <w:color w:val="000000" w:themeColor="text1"/>
+              </w:rPr>
+              <w:t>David Santos</w:t>
+            </w:r>
+          </w:p>
+        </w:tc>
+        <w:tc>
+          <w:tcPr>
+            <w:tcW w:w="2413" w:type="dxa"/>
+            <w:shd w:val="clear" w:color="auto" w:fill="C9F9FC" w:themeFill="accent3" w:themeFillTint="33"/>
+          </w:tcPr>
+          <w:p>
+            <w:pPr>
+              <w:pStyle w:val="Assinatura"/>
+              <w:ind w:left="0"/>
+              <w:rPr>
+                <w:rFonts w:ascii="Times New Roman" w:hAnsi="Times New Roman" w:cs="Times New Roman"/>
+                <w:color w:val="000000" w:themeColor="text1"/>
+              </w:rPr>
+            </w:pPr>
+            <w:r>
+              <w:rPr>
+                <w:rFonts w:ascii="Times New Roman" w:hAnsi="Times New Roman" w:cs="Times New Roman"/>
+                <w:color w:val="000000" w:themeColor="text1"/>
+              </w:rPr>
+              <w:t>Em curso</w:t>
+            </w:r>
+          </w:p>
+        </w:tc>
+        <w:tc>
+          <w:tcPr>
+            <w:tcW w:w="2390" w:type="dxa"/>
+            <w:shd w:val="clear" w:color="auto" w:fill="C9F9FC" w:themeFill="accent3" w:themeFillTint="33"/>
+          </w:tcPr>
+          <w:p>
+            <w:pPr>
+              <w:pStyle w:val="Assinatura"/>
+              <w:ind w:left="0"/>
+              <w:rPr>
+                <w:rFonts w:ascii="Times New Roman" w:hAnsi="Times New Roman" w:cs="Times New Roman"/>
+                <w:color w:val="000000" w:themeColor="text1"/>
+              </w:rPr>
+            </w:pPr>
+            <w:r>
+              <w:rPr>
+                <w:rFonts w:ascii="Times New Roman" w:hAnsi="Times New Roman" w:cs="Times New Roman"/>
+                <w:color w:val="000000" w:themeColor="text1"/>
+              </w:rPr>
+              <w:t xml:space="preserve">Semana </w:t>
+            </w:r>
+            <w:r>
+              <w:rPr>
+                <w:rFonts w:ascii="Times New Roman" w:hAnsi="Times New Roman" w:cs="Times New Roman"/>
+                <w:color w:val="000000" w:themeColor="text1"/>
+              </w:rPr>
+              <w:t>3</w:t>
+            </w:r>
+          </w:p>
+        </w:tc>
+      </w:tr>
+      <w:tr>
+        <w:tc>
+          <w:tcPr>
+            <w:tcW w:w="2404" w:type="dxa"/>
+            <w:shd w:val="clear" w:color="auto" w:fill="C9F9FC" w:themeFill="accent3" w:themeFillTint="33"/>
+          </w:tcPr>
+          <w:p>
+            <w:pPr>
+              <w:pStyle w:val="Assinatura"/>
+              <w:ind w:left="0"/>
+              <w:rPr>
+                <w:rFonts w:ascii="Times New Roman" w:hAnsi="Times New Roman" w:cs="Times New Roman"/>
+                <w:color w:val="000000" w:themeColor="text1"/>
+              </w:rPr>
+            </w:pPr>
+            <w:r>
+              <w:rPr>
+                <w:rFonts w:ascii="Times New Roman" w:hAnsi="Times New Roman" w:cs="Times New Roman"/>
+                <w:color w:val="000000" w:themeColor="text1"/>
+              </w:rPr>
+              <w:t>Modelar o processo pedagógico atual (</w:t>
+            </w:r>
+            <w:r>
+              <w:rPr>
+                <w:rFonts w:ascii="Times New Roman" w:hAnsi="Times New Roman" w:cs="Times New Roman"/>
+                <w:i/>
+                <w:iCs/>
+                <w:color w:val="000000" w:themeColor="text1"/>
+              </w:rPr>
+              <w:t>AS-IS</w:t>
+            </w:r>
+            <w:r>
+              <w:rPr>
+                <w:rFonts w:ascii="Times New Roman" w:hAnsi="Times New Roman" w:cs="Times New Roman"/>
+                <w:color w:val="000000" w:themeColor="text1"/>
+              </w:rPr>
+              <w:t>) e redesenhado (</w:t>
+            </w:r>
+            <w:r>
+              <w:rPr>
+                <w:rFonts w:ascii="Times New Roman" w:hAnsi="Times New Roman" w:cs="Times New Roman"/>
+                <w:i/>
+                <w:iCs/>
+                <w:color w:val="000000" w:themeColor="text1"/>
+              </w:rPr>
+              <w:t>TO-BE</w:t>
+            </w:r>
+            <w:r>
+              <w:rPr>
+                <w:rFonts w:ascii="Times New Roman" w:hAnsi="Times New Roman" w:cs="Times New Roman"/>
+                <w:color w:val="000000" w:themeColor="text1"/>
+              </w:rPr>
+              <w:t>)</w:t>
+            </w:r>
+          </w:p>
+        </w:tc>
+        <w:tc>
+          <w:tcPr>
+            <w:tcW w:w="2529" w:type="dxa"/>
+            <w:shd w:val="clear" w:color="auto" w:fill="C9F9FC" w:themeFill="accent3" w:themeFillTint="33"/>
+          </w:tcPr>
+          <w:p>
+            <w:pPr>
+              <w:pStyle w:val="Assinatura"/>
+              <w:ind w:left="0"/>
+              <w:rPr>
+                <w:rFonts w:ascii="Times New Roman" w:hAnsi="Times New Roman" w:cs="Times New Roman"/>
+                <w:color w:val="000000" w:themeColor="text1"/>
+              </w:rPr>
+            </w:pPr>
+            <w:r>
+              <w:rPr>
+                <w:rFonts w:ascii="Times New Roman" w:hAnsi="Times New Roman" w:cs="Times New Roman"/>
+                <w:color w:val="000000" w:themeColor="text1"/>
+              </w:rPr>
+              <w:t>David Santos</w:t>
+            </w:r>
+          </w:p>
+        </w:tc>
+        <w:tc>
+          <w:tcPr>
+            <w:tcW w:w="2413" w:type="dxa"/>
+            <w:shd w:val="clear" w:color="auto" w:fill="C9F9FC" w:themeFill="accent3" w:themeFillTint="33"/>
+          </w:tcPr>
+          <w:p>
+            <w:pPr>
+              <w:pStyle w:val="Assinatura"/>
+              <w:ind w:left="0"/>
+              <w:rPr>
+                <w:rFonts w:ascii="Times New Roman" w:hAnsi="Times New Roman" w:cs="Times New Roman"/>
+                <w:color w:val="000000" w:themeColor="text1"/>
+              </w:rPr>
+            </w:pPr>
+            <w:r>
+              <w:rPr>
+                <w:rFonts w:ascii="Times New Roman" w:hAnsi="Times New Roman" w:cs="Times New Roman"/>
+                <w:color w:val="000000" w:themeColor="text1"/>
+              </w:rPr>
+              <w:t>Em curso</w:t>
+            </w:r>
+          </w:p>
+        </w:tc>
+        <w:tc>
+          <w:tcPr>
+            <w:tcW w:w="2390" w:type="dxa"/>
+            <w:shd w:val="clear" w:color="auto" w:fill="C9F9FC" w:themeFill="accent3" w:themeFillTint="33"/>
+          </w:tcPr>
+          <w:p>
+            <w:pPr>
+              <w:pStyle w:val="Assinatura"/>
+              <w:ind w:left="0"/>
+              <w:rPr>
+                <w:rFonts w:ascii="Times New Roman" w:hAnsi="Times New Roman" w:cs="Times New Roman"/>
+                <w:color w:val="000000" w:themeColor="text1"/>
+              </w:rPr>
+            </w:pPr>
+            <w:r>
+              <w:rPr>
+                <w:rFonts w:ascii="Times New Roman" w:hAnsi="Times New Roman" w:cs="Times New Roman"/>
+                <w:color w:val="000000" w:themeColor="text1"/>
+              </w:rPr>
+              <w:t xml:space="preserve">Semana </w:t>
+            </w:r>
+            <w:r>
+              <w:rPr>
+                <w:rFonts w:ascii="Times New Roman" w:hAnsi="Times New Roman" w:cs="Times New Roman"/>
+                <w:color w:val="000000" w:themeColor="text1"/>
+              </w:rPr>
+              <w:t>3</w:t>
             </w:r>
           </w:p>
         </w:tc>
@@ -1119,6 +1557,7 @@
                 <w:rFonts w:ascii="Times New Roman" w:hAnsi="Times New Roman" w:cs="Times New Roman"/>
                 <w:color w:val="auto"/>
               </w:rPr>
+              <w:lastRenderedPageBreak/>
               <w:t>Semana 1</w:t>
             </w:r>
           </w:p>
@@ -1205,16 +1644,7 @@
                 <w:sz w:val="16"/>
                 <w:szCs w:val="12"/>
               </w:rPr>
-              <w:t>Permite evidenciar de forma clara e completa a cadeia obrigatória (objetivo → evidência → indicador → recomendação IA → decisão do professor) sem substituir o juízo profissional docente</w:t>
-            </w:r>
-            <w:r>
-              <w:rPr>
-                <w:rFonts w:ascii="Times New Roman" w:hAnsi="Times New Roman" w:cs="Times New Roman"/>
-                <w:color w:val="auto"/>
-                <w:sz w:val="16"/>
-                <w:szCs w:val="12"/>
-              </w:rPr>
-              <w:t>.</w:t>
+              <w:t>Permite evidenciar de forma clara e completa a cadeia obrigatória (objetivo → evidência → indicador → recomendação IA → decisão do professor) sem substituir o juízo profissional docente.</w:t>
             </w:r>
           </w:p>
         </w:tc>
@@ -1317,6 +1747,132 @@
                 <w:szCs w:val="12"/>
               </w:rPr>
               <w:t>Elimina riscos éticos e legais associados à proteção de dados pessoais de estudantes (especialmente menores) e permite testar cenários pedagógicos variados em segurança.</w:t>
+            </w:r>
+          </w:p>
+        </w:tc>
+      </w:tr>
+      <w:tr>
+        <w:tc>
+          <w:tcPr>
+            <w:tcW w:w="2307" w:type="dxa"/>
+            <w:shd w:val="clear" w:color="auto" w:fill="C9F9FC" w:themeFill="accent3" w:themeFillTint="33"/>
+          </w:tcPr>
+          <w:p>
+            <w:pPr>
+              <w:pStyle w:val="Assinatura"/>
+              <w:ind w:left="0"/>
+              <w:rPr>
+                <w:rFonts w:ascii="Times New Roman" w:hAnsi="Times New Roman" w:cs="Times New Roman"/>
+                <w:color w:val="auto"/>
+              </w:rPr>
+            </w:pPr>
+            <w:r>
+              <w:rPr>
+                <w:rFonts w:ascii="Times New Roman" w:hAnsi="Times New Roman" w:cs="Times New Roman"/>
+                <w:color w:val="auto"/>
+              </w:rPr>
+              <w:t>Semana 3</w:t>
+            </w:r>
+          </w:p>
+        </w:tc>
+        <w:tc>
+          <w:tcPr>
+            <w:tcW w:w="2394" w:type="dxa"/>
+            <w:shd w:val="clear" w:color="auto" w:fill="C9F9FC" w:themeFill="accent3" w:themeFillTint="33"/>
+          </w:tcPr>
+          <w:p>
+            <w:pPr>
+              <w:pStyle w:val="Assinatura"/>
+              <w:ind w:left="0"/>
+              <w:rPr>
+                <w:rFonts w:ascii="Times New Roman" w:hAnsi="Times New Roman" w:cs="Times New Roman"/>
+                <w:color w:val="auto"/>
+                <w:sz w:val="18"/>
+                <w:szCs w:val="14"/>
+              </w:rPr>
+            </w:pPr>
+            <w:r>
+              <w:rPr>
+                <w:rFonts w:ascii="Times New Roman" w:hAnsi="Times New Roman" w:cs="Times New Roman"/>
+                <w:color w:val="auto"/>
+                <w:sz w:val="18"/>
+                <w:szCs w:val="14"/>
+              </w:rPr>
+              <w:t xml:space="preserve">Definir o professor como utilizador decisor central do </w:t>
+            </w:r>
+            <w:proofErr w:type="spellStart"/>
+            <w:r>
+              <w:rPr>
+                <w:rFonts w:ascii="Times New Roman" w:hAnsi="Times New Roman" w:cs="Times New Roman"/>
+                <w:color w:val="auto"/>
+                <w:sz w:val="18"/>
+                <w:szCs w:val="14"/>
+              </w:rPr>
+              <w:t>dashboard</w:t>
+            </w:r>
+            <w:proofErr w:type="spellEnd"/>
+            <w:r>
+              <w:rPr>
+                <w:rFonts w:ascii="Times New Roman" w:hAnsi="Times New Roman" w:cs="Times New Roman"/>
+                <w:color w:val="auto"/>
+                <w:sz w:val="18"/>
+                <w:szCs w:val="14"/>
+              </w:rPr>
+              <w:t xml:space="preserve"> e das recomendações da IA, impedindo o envio automático de feedback aos alunos sem validação docente.</w:t>
+            </w:r>
+          </w:p>
+        </w:tc>
+        <w:tc>
+          <w:tcPr>
+            <w:tcW w:w="2542" w:type="dxa"/>
+            <w:shd w:val="clear" w:color="auto" w:fill="C9F9FC" w:themeFill="accent3" w:themeFillTint="33"/>
+          </w:tcPr>
+          <w:p>
+            <w:pPr>
+              <w:pStyle w:val="Assinatura"/>
+              <w:ind w:left="0"/>
+              <w:rPr>
+                <w:rFonts w:ascii="Times New Roman" w:hAnsi="Times New Roman" w:cs="Times New Roman"/>
+                <w:color w:val="auto"/>
+                <w:sz w:val="16"/>
+                <w:szCs w:val="12"/>
+              </w:rPr>
+            </w:pPr>
+            <w:r>
+              <w:rPr>
+                <w:rFonts w:ascii="Times New Roman" w:hAnsi="Times New Roman" w:cs="Times New Roman"/>
+                <w:color w:val="auto"/>
+                <w:sz w:val="16"/>
+                <w:szCs w:val="12"/>
+              </w:rPr>
+              <w:t>Permitir que o sistema enviasse automaticamente feedback e recomendações de recursos diretamente ao aluno após a submissão</w:t>
+            </w:r>
+          </w:p>
+        </w:tc>
+        <w:tc>
+          <w:tcPr>
+            <w:tcW w:w="2493" w:type="dxa"/>
+            <w:shd w:val="clear" w:color="auto" w:fill="C9F9FC" w:themeFill="accent3" w:themeFillTint="33"/>
+          </w:tcPr>
+          <w:p>
+            <w:pPr>
+              <w:pStyle w:val="Assinatura"/>
+              <w:ind w:left="0"/>
+              <w:rPr>
+                <w:rFonts w:ascii="Times New Roman" w:hAnsi="Times New Roman" w:cs="Times New Roman"/>
+                <w:color w:val="auto"/>
+                <w:sz w:val="16"/>
+                <w:szCs w:val="12"/>
+              </w:rPr>
+            </w:pPr>
+            <w:r>
+              <w:rPr>
+                <w:rFonts w:ascii="Times New Roman" w:hAnsi="Times New Roman" w:cs="Times New Roman"/>
+                <w:color w:val="auto"/>
+                <w:sz w:val="16"/>
+                <w:szCs w:val="12"/>
+              </w:rPr>
+              <w:t>Cumpre o Requisito R6 e o princípio orientador do protocolo: nenhuma decisão sobre alunos pode ser tomada automaticamente; a IA sugere e o professor decide.</w:t>
             </w:r>
           </w:p>
         </w:tc>
@@ -1885,17 +2441,58 @@
                 <w:sz w:val="14"/>
                 <w:szCs w:val="10"/>
               </w:rPr>
-              <w:t xml:space="preserve">Revisto e validado por </w:t>
-            </w:r>
-            <w:r>
+              <w:t>Revisto e validado por David Santos, garantindo o alinhamento com as regras do protocolo e ajustando os papéis aos 3 elementos da equipa</w:t>
+            </w:r>
+          </w:p>
+        </w:tc>
+        <w:tc>
+          <w:tcPr>
+            <w:tcW w:w="1985" w:type="dxa"/>
+            <w:shd w:val="clear" w:color="auto" w:fill="C9F9FC" w:themeFill="accent3" w:themeFillTint="33"/>
+          </w:tcPr>
+          <w:p>
+            <w:pPr>
+              <w:pStyle w:val="Assinatura"/>
+              <w:ind w:left="0"/>
+              <w:rPr>
+                <w:rFonts w:ascii="Times New Roman" w:hAnsi="Times New Roman" w:cs="Times New Roman"/>
+                <w:color w:val="FFFFFF" w:themeColor="background1"/>
+                <w:sz w:val="16"/>
+                <w:szCs w:val="12"/>
+              </w:rPr>
+            </w:pPr>
+            <w:r>
+              <w:rPr>
+                <w:rFonts w:ascii="Times New Roman" w:hAnsi="Times New Roman" w:cs="Times New Roman"/>
+                <w:color w:val="auto"/>
+                <w:sz w:val="16"/>
+                <w:szCs w:val="12"/>
+              </w:rPr>
+              <w:t>A sugestão inicial requereu adaptação humana para refletir a constituição real da equipa (3 elementos) e o foco específico da disciplina.</w:t>
+            </w:r>
+          </w:p>
+        </w:tc>
+      </w:tr>
+      <w:tr>
+        <w:trPr>
+          <w:trHeight w:val="1594"/>
+        </w:trPr>
+        <w:tc>
+          <w:tcPr>
+            <w:tcW w:w="1418" w:type="dxa"/>
+            <w:shd w:val="clear" w:color="auto" w:fill="C9F9FC" w:themeFill="accent3" w:themeFillTint="33"/>
+          </w:tcPr>
+          <w:p>
+            <w:pPr>
+              <w:pStyle w:val="Assinatura"/>
+              <w:ind w:left="0"/>
               <w:rPr>
                 <w:rFonts w:ascii="Times New Roman" w:hAnsi="Times New Roman" w:cs="Times New Roman"/>
                 <w:color w:val="auto"/>
                 <w:sz w:val="14"/>
                 <w:szCs w:val="10"/>
               </w:rPr>
-              <w:t>David Santos</w:t>
-            </w:r>
+            </w:pPr>
             <w:r>
               <w:rPr>
                 <w:rFonts w:ascii="Times New Roman" w:hAnsi="Times New Roman" w:cs="Times New Roman"/>
@@ -1903,7 +2500,183 @@
                 <w:sz w:val="14"/>
                 <w:szCs w:val="10"/>
               </w:rPr>
-              <w:t>, garantindo o alinhamento com as regras do protocolo e ajustando os papéis aos 3 elementos da equipa</w:t>
+              <w:lastRenderedPageBreak/>
+              <w:t>Semana 2</w:t>
+            </w:r>
+          </w:p>
+        </w:tc>
+        <w:tc>
+          <w:tcPr>
+            <w:tcW w:w="1559" w:type="dxa"/>
+            <w:shd w:val="clear" w:color="auto" w:fill="C9F9FC" w:themeFill="accent3" w:themeFillTint="33"/>
+          </w:tcPr>
+          <w:p>
+            <w:pPr>
+              <w:pStyle w:val="Assinatura"/>
+              <w:ind w:left="0"/>
+              <w:rPr>
+                <w:rFonts w:ascii="Times New Roman" w:hAnsi="Times New Roman" w:cs="Times New Roman"/>
+                <w:color w:val="auto"/>
+                <w:sz w:val="16"/>
+                <w:szCs w:val="12"/>
+              </w:rPr>
+            </w:pPr>
+            <w:r>
+              <w:rPr>
+                <w:rFonts w:ascii="Times New Roman" w:hAnsi="Times New Roman" w:cs="Times New Roman"/>
+                <w:color w:val="auto"/>
+                <w:sz w:val="16"/>
+                <w:szCs w:val="12"/>
+              </w:rPr>
+              <w:t>Gemini</w:t>
+            </w:r>
+          </w:p>
+        </w:tc>
+        <w:tc>
+          <w:tcPr>
+            <w:tcW w:w="1843" w:type="dxa"/>
+            <w:shd w:val="clear" w:color="auto" w:fill="C9F9FC" w:themeFill="accent3" w:themeFillTint="33"/>
+          </w:tcPr>
+          <w:p>
+            <w:pPr>
+              <w:pStyle w:val="Assinatura"/>
+              <w:ind w:left="0"/>
+              <w:rPr>
+                <w:rFonts w:ascii="Times New Roman" w:hAnsi="Times New Roman" w:cs="Times New Roman"/>
+                <w:color w:val="auto"/>
+                <w:sz w:val="16"/>
+                <w:szCs w:val="12"/>
+              </w:rPr>
+            </w:pPr>
+            <w:r>
+              <w:rPr>
+                <w:rFonts w:ascii="Times New Roman" w:hAnsi="Times New Roman" w:cs="Times New Roman"/>
+                <w:color w:val="auto"/>
+                <w:sz w:val="16"/>
+                <w:szCs w:val="12"/>
+              </w:rPr>
+              <w:t xml:space="preserve">Estruturação da Análise e Mapa do contexto educativo (processo </w:t>
+            </w:r>
+            <w:r>
+              <w:rPr>
+                <w:rFonts w:ascii="Times New Roman" w:hAnsi="Times New Roman" w:cs="Times New Roman"/>
+                <w:i/>
+                <w:iCs/>
+                <w:color w:val="auto"/>
+                <w:sz w:val="16"/>
+                <w:szCs w:val="12"/>
+              </w:rPr>
+              <w:t>AS-IS</w:t>
+            </w:r>
+            <w:r>
+              <w:rPr>
+                <w:rFonts w:ascii="Times New Roman" w:hAnsi="Times New Roman" w:cs="Times New Roman"/>
+                <w:color w:val="auto"/>
+                <w:sz w:val="16"/>
+                <w:szCs w:val="12"/>
+              </w:rPr>
+              <w:t>, decisões do professor e lacunas de informação).</w:t>
+            </w:r>
+          </w:p>
+        </w:tc>
+        <w:tc>
+          <w:tcPr>
+            <w:tcW w:w="1984" w:type="dxa"/>
+            <w:shd w:val="clear" w:color="auto" w:fill="C9F9FC" w:themeFill="accent3" w:themeFillTint="33"/>
+          </w:tcPr>
+          <w:p>
+            <w:pPr>
+              <w:pStyle w:val="Assinatura"/>
+              <w:ind w:left="0"/>
+              <w:rPr>
+                <w:rFonts w:ascii="Times New Roman" w:hAnsi="Times New Roman" w:cs="Times New Roman"/>
+                <w:color w:val="auto"/>
+                <w:sz w:val="16"/>
+                <w:szCs w:val="12"/>
+              </w:rPr>
+            </w:pPr>
+            <w:r>
+              <w:rPr>
+                <w:rFonts w:ascii="Times New Roman" w:hAnsi="Times New Roman" w:cs="Times New Roman"/>
+                <w:color w:val="auto"/>
+                <w:sz w:val="16"/>
+                <w:szCs w:val="12"/>
+              </w:rPr>
+              <w:t>Secções 1 a 4 do entregável da Semana 2</w:t>
+            </w:r>
+          </w:p>
+        </w:tc>
+        <w:tc>
+          <w:tcPr>
+            <w:tcW w:w="1701" w:type="dxa"/>
+            <w:shd w:val="clear" w:color="auto" w:fill="C9F9FC" w:themeFill="accent3" w:themeFillTint="33"/>
+          </w:tcPr>
+          <w:p>
+            <w:pPr>
+              <w:pStyle w:val="Assinatura"/>
+              <w:ind w:left="0"/>
+              <w:rPr>
+                <w:rFonts w:ascii="Times New Roman" w:hAnsi="Times New Roman" w:cs="Times New Roman"/>
+                <w:color w:val="auto"/>
+                <w:sz w:val="14"/>
+                <w:szCs w:val="10"/>
+              </w:rPr>
+            </w:pPr>
+            <w:r>
+              <w:rPr>
+                <w:rFonts w:ascii="Times New Roman" w:hAnsi="Times New Roman" w:cs="Times New Roman"/>
+                <w:color w:val="auto"/>
+                <w:sz w:val="14"/>
+                <w:szCs w:val="10"/>
+              </w:rPr>
+              <w:t xml:space="preserve">Revisto e validado por </w:t>
+            </w:r>
+            <w:r>
+              <w:rPr>
+                <w:rFonts w:ascii="Times New Roman" w:hAnsi="Times New Roman" w:cs="Times New Roman"/>
+                <w:color w:val="auto"/>
+                <w:sz w:val="14"/>
+                <w:szCs w:val="10"/>
+              </w:rPr>
+              <w:t>David Santos</w:t>
+            </w:r>
+            <w:r>
+              <w:rPr>
+                <w:rFonts w:ascii="Times New Roman" w:hAnsi="Times New Roman" w:cs="Times New Roman"/>
+                <w:color w:val="auto"/>
+                <w:sz w:val="14"/>
+                <w:szCs w:val="10"/>
+              </w:rPr>
+              <w:t xml:space="preserve">, confirmando a coerência com o problema definido na Semana 1 e com a realidade das plataformas </w:t>
+            </w:r>
+            <w:r>
+              <w:rPr>
+                <w:rFonts w:ascii="Times New Roman" w:hAnsi="Times New Roman" w:cs="Times New Roman"/>
+                <w:i/>
+                <w:iCs/>
+                <w:color w:val="auto"/>
+                <w:sz w:val="14"/>
+                <w:szCs w:val="10"/>
+              </w:rPr>
+              <w:t>LMS</w:t>
+            </w:r>
+            <w:r>
+              <w:rPr>
+                <w:rFonts w:ascii="Times New Roman" w:hAnsi="Times New Roman" w:cs="Times New Roman"/>
+                <w:color w:val="auto"/>
+                <w:sz w:val="14"/>
+                <w:szCs w:val="10"/>
+              </w:rPr>
+              <w:t xml:space="preserve"> escolares</w:t>
+            </w:r>
+            <w:r>
+              <w:rPr>
+                <w:rFonts w:ascii="Times New Roman" w:hAnsi="Times New Roman" w:cs="Times New Roman"/>
+                <w:color w:val="auto"/>
+                <w:sz w:val="14"/>
+                <w:szCs w:val="10"/>
+              </w:rPr>
+              <w:t>.</w:t>
             </w:r>
           </w:p>
         </w:tc>
@@ -1918,19 +2691,284 @@
               <w:ind w:left="0"/>
               <w:rPr>
                 <w:rFonts w:ascii="Times New Roman" w:hAnsi="Times New Roman" w:cs="Times New Roman"/>
-                <w:color w:val="FFFFFF" w:themeColor="background1"/>
-                <w:sz w:val="16"/>
-                <w:szCs w:val="12"/>
-              </w:rPr>
-            </w:pPr>
-            <w:r>
-              <w:rPr>
-                <w:rFonts w:ascii="Times New Roman" w:hAnsi="Times New Roman" w:cs="Times New Roman"/>
-                <w:color w:val="auto"/>
-                <w:sz w:val="16"/>
-                <w:szCs w:val="12"/>
-              </w:rPr>
-              <w:t>A sugestão inicial requereu adaptação humana para refletir a constituição real da equipa (3 elementos) e o foco específico da disciplina.</w:t>
+                <w:color w:val="auto"/>
+                <w:sz w:val="16"/>
+                <w:szCs w:val="12"/>
+              </w:rPr>
+            </w:pPr>
+            <w:r>
+              <w:rPr>
+                <w:rFonts w:ascii="Times New Roman" w:hAnsi="Times New Roman" w:cs="Times New Roman"/>
+                <w:color w:val="auto"/>
+                <w:sz w:val="16"/>
+                <w:szCs w:val="12"/>
+              </w:rPr>
+              <w:t>As evidências concretas do contexto escolar e a validação do problema exigem confirmação direta pelo grupo e pelo docente da UC.</w:t>
+            </w:r>
+          </w:p>
+        </w:tc>
+      </w:tr>
+      <w:tr>
+        <w:trPr>
+          <w:trHeight w:val="1594"/>
+        </w:trPr>
+        <w:tc>
+          <w:tcPr>
+            <w:tcW w:w="1418" w:type="dxa"/>
+            <w:shd w:val="clear" w:color="auto" w:fill="C9F9FC" w:themeFill="accent3" w:themeFillTint="33"/>
+          </w:tcPr>
+          <w:p>
+            <w:pPr>
+              <w:pStyle w:val="Assinatura"/>
+              <w:ind w:left="0"/>
+              <w:rPr>
+                <w:rFonts w:ascii="Times New Roman" w:hAnsi="Times New Roman" w:cs="Times New Roman"/>
+                <w:color w:val="auto"/>
+                <w:sz w:val="14"/>
+                <w:szCs w:val="10"/>
+              </w:rPr>
+            </w:pPr>
+            <w:r>
+              <w:rPr>
+                <w:rFonts w:ascii="Times New Roman" w:hAnsi="Times New Roman" w:cs="Times New Roman"/>
+                <w:color w:val="auto"/>
+                <w:sz w:val="14"/>
+                <w:szCs w:val="10"/>
+              </w:rPr>
+              <w:t>Semana 3</w:t>
+            </w:r>
+          </w:p>
+        </w:tc>
+        <w:tc>
+          <w:tcPr>
+            <w:tcW w:w="1559" w:type="dxa"/>
+            <w:shd w:val="clear" w:color="auto" w:fill="C9F9FC" w:themeFill="accent3" w:themeFillTint="33"/>
+          </w:tcPr>
+          <w:p>
+            <w:pPr>
+              <w:pStyle w:val="Assinatura"/>
+              <w:ind w:left="0"/>
+              <w:rPr>
+                <w:rFonts w:ascii="Times New Roman" w:hAnsi="Times New Roman" w:cs="Times New Roman"/>
+                <w:color w:val="auto"/>
+                <w:sz w:val="16"/>
+                <w:szCs w:val="12"/>
+              </w:rPr>
+            </w:pPr>
+            <w:r>
+              <w:rPr>
+                <w:rFonts w:ascii="Times New Roman" w:hAnsi="Times New Roman" w:cs="Times New Roman"/>
+                <w:color w:val="auto"/>
+                <w:sz w:val="16"/>
+                <w:szCs w:val="12"/>
+              </w:rPr>
+              <w:t>Gemini</w:t>
+            </w:r>
+          </w:p>
+        </w:tc>
+        <w:tc>
+          <w:tcPr>
+            <w:tcW w:w="1843" w:type="dxa"/>
+            <w:shd w:val="clear" w:color="auto" w:fill="C9F9FC" w:themeFill="accent3" w:themeFillTint="33"/>
+          </w:tcPr>
+          <w:p>
+            <w:pPr>
+              <w:pStyle w:val="Assinatura"/>
+              <w:ind w:left="0"/>
+              <w:rPr>
+                <w:rFonts w:ascii="Times New Roman" w:hAnsi="Times New Roman" w:cs="Times New Roman"/>
+                <w:color w:val="auto"/>
+                <w:sz w:val="16"/>
+                <w:szCs w:val="12"/>
+              </w:rPr>
+            </w:pPr>
+            <w:r>
+              <w:rPr>
+                <w:rFonts w:ascii="Times New Roman" w:hAnsi="Times New Roman" w:cs="Times New Roman"/>
+                <w:color w:val="auto"/>
+                <w:sz w:val="16"/>
+                <w:szCs w:val="12"/>
+              </w:rPr>
+              <w:t xml:space="preserve">Criação e análise de personas, mapeamento de </w:t>
+            </w:r>
+            <w:proofErr w:type="spellStart"/>
+            <w:r>
+              <w:rPr>
+                <w:rFonts w:ascii="Times New Roman" w:hAnsi="Times New Roman" w:cs="Times New Roman"/>
+                <w:color w:val="auto"/>
+                <w:sz w:val="16"/>
+                <w:szCs w:val="12"/>
+              </w:rPr>
+              <w:t>stakeholders</w:t>
+            </w:r>
+            <w:proofErr w:type="spellEnd"/>
+            <w:r>
+              <w:rPr>
+                <w:rFonts w:ascii="Times New Roman" w:hAnsi="Times New Roman" w:cs="Times New Roman"/>
+                <w:color w:val="auto"/>
+                <w:sz w:val="16"/>
+                <w:szCs w:val="12"/>
+              </w:rPr>
+              <w:t xml:space="preserve"> e modelação preliminar do processo pedagógico (AS-IS e TO-BE).   </w:t>
+            </w:r>
+          </w:p>
+        </w:tc>
+        <w:tc>
+          <w:tcPr>
+            <w:tcW w:w="1984" w:type="dxa"/>
+            <w:shd w:val="clear" w:color="auto" w:fill="C9F9FC" w:themeFill="accent3" w:themeFillTint="33"/>
+          </w:tcPr>
+          <w:p>
+            <w:pPr>
+              <w:pStyle w:val="Assinatura"/>
+              <w:ind w:left="0"/>
+              <w:rPr>
+                <w:rFonts w:ascii="Times New Roman" w:hAnsi="Times New Roman" w:cs="Times New Roman"/>
+                <w:color w:val="auto"/>
+                <w:sz w:val="16"/>
+                <w:szCs w:val="12"/>
+              </w:rPr>
+            </w:pPr>
+            <w:r>
+              <w:rPr>
+                <w:rFonts w:ascii="Times New Roman" w:hAnsi="Times New Roman" w:cs="Times New Roman"/>
+                <w:color w:val="auto"/>
+                <w:sz w:val="16"/>
+                <w:szCs w:val="12"/>
+              </w:rPr>
+              <w:t xml:space="preserve">Tabelas de </w:t>
+            </w:r>
+            <w:proofErr w:type="spellStart"/>
+            <w:r>
+              <w:rPr>
+                <w:rFonts w:ascii="Times New Roman" w:hAnsi="Times New Roman" w:cs="Times New Roman"/>
+                <w:color w:val="auto"/>
+                <w:sz w:val="16"/>
+                <w:szCs w:val="12"/>
+              </w:rPr>
+              <w:t>stakeholders</w:t>
+            </w:r>
+            <w:proofErr w:type="spellEnd"/>
+            <w:r>
+              <w:rPr>
+                <w:rFonts w:ascii="Times New Roman" w:hAnsi="Times New Roman" w:cs="Times New Roman"/>
+                <w:color w:val="auto"/>
+                <w:sz w:val="16"/>
+                <w:szCs w:val="12"/>
+              </w:rPr>
+              <w:t>, 3 personas representativas e modelo comparativo do processo pedagógico (Ficheiros 4 e 5).</w:t>
+            </w:r>
+          </w:p>
+        </w:tc>
+        <w:tc>
+          <w:tcPr>
+            <w:tcW w:w="1701" w:type="dxa"/>
+            <w:shd w:val="clear" w:color="auto" w:fill="C9F9FC" w:themeFill="accent3" w:themeFillTint="33"/>
+          </w:tcPr>
+          <w:p>
+            <w:pPr>
+              <w:pStyle w:val="Assinatura"/>
+              <w:ind w:left="0"/>
+              <w:rPr>
+                <w:rFonts w:ascii="Times New Roman" w:hAnsi="Times New Roman" w:cs="Times New Roman"/>
+                <w:color w:val="auto"/>
+                <w:sz w:val="14"/>
+                <w:szCs w:val="10"/>
+              </w:rPr>
+            </w:pPr>
+            <w:r>
+              <w:rPr>
+                <w:rFonts w:ascii="Times New Roman" w:hAnsi="Times New Roman" w:cs="Times New Roman"/>
+                <w:color w:val="auto"/>
+                <w:sz w:val="14"/>
+                <w:szCs w:val="10"/>
+              </w:rPr>
+              <w:t xml:space="preserve">Revisto e validado por </w:t>
+            </w:r>
+            <w:r>
+              <w:rPr>
+                <w:rFonts w:ascii="Times New Roman" w:hAnsi="Times New Roman" w:cs="Times New Roman"/>
+                <w:color w:val="auto"/>
+                <w:sz w:val="14"/>
+                <w:szCs w:val="10"/>
+              </w:rPr>
+              <w:t>David Santos</w:t>
+            </w:r>
+            <w:r>
+              <w:rPr>
+                <w:rFonts w:ascii="Times New Roman" w:hAnsi="Times New Roman" w:cs="Times New Roman"/>
+                <w:color w:val="auto"/>
+                <w:sz w:val="14"/>
+                <w:szCs w:val="10"/>
+              </w:rPr>
+              <w:t>, assegurando que todas as etapas respeitam a cadeia evidência → indicador → recomendação → decisão do professor</w:t>
+            </w:r>
+          </w:p>
+        </w:tc>
+        <w:tc>
+          <w:tcPr>
+            <w:tcW w:w="1985" w:type="dxa"/>
+            <w:shd w:val="clear" w:color="auto" w:fill="C9F9FC" w:themeFill="accent3" w:themeFillTint="33"/>
+          </w:tcPr>
+          <w:p>
+            <w:pPr>
+              <w:pStyle w:val="Assinatura"/>
+              <w:ind w:left="0"/>
+              <w:rPr>
+                <w:rFonts w:ascii="Times New Roman" w:hAnsi="Times New Roman" w:cs="Times New Roman"/>
+                <w:color w:val="auto"/>
+                <w:sz w:val="16"/>
+                <w:szCs w:val="12"/>
+              </w:rPr>
+            </w:pPr>
+            <w:r>
+              <w:rPr>
+                <w:rFonts w:ascii="Times New Roman" w:hAnsi="Times New Roman" w:cs="Times New Roman"/>
+                <w:color w:val="auto"/>
+                <w:sz w:val="16"/>
+                <w:szCs w:val="12"/>
+              </w:rPr>
+              <w:t xml:space="preserve">O modelo do processo </w:t>
+            </w:r>
+            <w:r>
+              <w:rPr>
+                <w:rFonts w:ascii="Times New Roman" w:hAnsi="Times New Roman" w:cs="Times New Roman"/>
+                <w:i/>
+                <w:iCs/>
+                <w:color w:val="auto"/>
+                <w:sz w:val="16"/>
+                <w:szCs w:val="12"/>
+              </w:rPr>
+              <w:t>TO-BE</w:t>
+            </w:r>
+            <w:r>
+              <w:rPr>
+                <w:rFonts w:ascii="Times New Roman" w:hAnsi="Times New Roman" w:cs="Times New Roman"/>
+                <w:color w:val="auto"/>
+                <w:sz w:val="16"/>
+                <w:szCs w:val="12"/>
+              </w:rPr>
+              <w:t xml:space="preserve"> é uma versão inicial (Semana 3) que terá de ser refinada na Semana 7 em conjunto com o desenho do </w:t>
+            </w:r>
+            <w:proofErr w:type="spellStart"/>
+            <w:r>
+              <w:rPr>
+                <w:rFonts w:ascii="Times New Roman" w:hAnsi="Times New Roman" w:cs="Times New Roman"/>
+                <w:color w:val="auto"/>
+                <w:sz w:val="16"/>
+                <w:szCs w:val="12"/>
+              </w:rPr>
+              <w:t>dashboard</w:t>
+            </w:r>
+            <w:proofErr w:type="spellEnd"/>
+            <w:r>
+              <w:rPr>
+                <w:rFonts w:ascii="Times New Roman" w:hAnsi="Times New Roman" w:cs="Times New Roman"/>
+                <w:color w:val="auto"/>
+                <w:sz w:val="16"/>
+                <w:szCs w:val="12"/>
+              </w:rPr>
+              <w:t xml:space="preserve"> UX.</w:t>
             </w:r>
           </w:p>
         </w:tc>
@@ -1961,6 +2999,66 @@
     <w:p>
       <w:pPr>
         <w:pStyle w:val="Assinatura"/>
+        <w:rPr>
+          <w:rFonts w:ascii="Times New Roman" w:hAnsi="Times New Roman" w:cs="Times New Roman"/>
+          <w:color w:val="auto"/>
+          <w:sz w:val="28"/>
+          <w:szCs w:val="22"/>
+        </w:rPr>
+      </w:pPr>
+    </w:p>
+    <w:p>
+      <w:pPr>
+        <w:pStyle w:val="Assinatura"/>
+        <w:ind w:left="0"/>
+        <w:rPr>
+          <w:rFonts w:ascii="Times New Roman" w:hAnsi="Times New Roman" w:cs="Times New Roman"/>
+          <w:color w:val="auto"/>
+          <w:sz w:val="28"/>
+          <w:szCs w:val="22"/>
+        </w:rPr>
+      </w:pPr>
+    </w:p>
+    <w:p>
+      <w:pPr>
+        <w:pStyle w:val="Assinatura"/>
+        <w:ind w:left="0"/>
+        <w:rPr>
+          <w:rFonts w:ascii="Times New Roman" w:hAnsi="Times New Roman" w:cs="Times New Roman"/>
+          <w:color w:val="auto"/>
+          <w:sz w:val="28"/>
+          <w:szCs w:val="22"/>
+        </w:rPr>
+      </w:pPr>
+    </w:p>
+    <w:p>
+      <w:pPr>
+        <w:pStyle w:val="Assinatura"/>
+        <w:ind w:left="0"/>
+        <w:rPr>
+          <w:rFonts w:ascii="Times New Roman" w:hAnsi="Times New Roman" w:cs="Times New Roman"/>
+          <w:color w:val="auto"/>
+          <w:sz w:val="28"/>
+          <w:szCs w:val="22"/>
+        </w:rPr>
+      </w:pPr>
+    </w:p>
+    <w:p>
+      <w:pPr>
+        <w:pStyle w:val="Assinatura"/>
+        <w:ind w:left="0"/>
+        <w:rPr>
+          <w:rFonts w:ascii="Times New Roman" w:hAnsi="Times New Roman" w:cs="Times New Roman"/>
+          <w:color w:val="auto"/>
+          <w:sz w:val="28"/>
+          <w:szCs w:val="22"/>
+        </w:rPr>
+      </w:pPr>
+    </w:p>
+    <w:p>
+      <w:pPr>
+        <w:pStyle w:val="Assinatura"/>
+        <w:ind w:left="0"/>
         <w:rPr>
           <w:rFonts w:ascii="Times New Roman" w:hAnsi="Times New Roman" w:cs="Times New Roman"/>
           <w:color w:val="auto"/>
@@ -3773,15 +4871,6 @@
 </file>
 
 <file path=customXml/item2.xml><?xml version="1.0" encoding="utf-8"?>
-<?mso-contentType ?>
-<FormTemplates xmlns="http://schemas.microsoft.com/sharepoint/v3/contenttype/forms">
-  <Display>DocumentLibraryForm</Display>
-  <Edit>DocumentLibraryForm</Edit>
-  <New>DocumentLibraryForm</New>
-</FormTemplates>
-</file>
-
-<file path=customXml/item3.xml><?xml version="1.0" encoding="utf-8"?>
 <ct:contentTypeSchema xmlns:ct="http://schemas.microsoft.com/office/2006/metadata/contentType" xmlns:ma="http://schemas.microsoft.com/office/2006/metadata/properties/metaAttributes" ct:_="" ma:_="" ma:contentTypeName="Document" ma:contentTypeID="0x01010079F111ED35F8CC479449609E8A0923A6" ma:contentTypeVersion="24" ma:contentTypeDescription="Create a new document." ma:contentTypeScope="" ma:versionID="2d714a3296df14eba7a100bb665443ca">
   <xsd:schema xmlns:xsd="http://www.w3.org/2001/XMLSchema" xmlns:xs="http://www.w3.org/2001/XMLSchema" xmlns:p="http://schemas.microsoft.com/office/2006/metadata/properties" xmlns:ns1="http://schemas.microsoft.com/sharepoint/v3" xmlns:ns2="71af3243-3dd4-4a8d-8c0d-dd76da1f02a5" xmlns:ns3="16c05727-aa75-4e4a-9b5f-8a80a1165891" xmlns:ns4="230e9df3-be65-4c73-a93b-d1236ebd677e" targetNamespace="http://schemas.microsoft.com/office/2006/metadata/properties" ma:root="true" ma:fieldsID="49549bf45bfbbfb6cffed527380e77e1" ns1:_="" ns2:_="" ns3:_="" ns4:_="">
     <xsd:import namespace="http://schemas.microsoft.com/sharepoint/v3"/>
@@ -4069,6 +5158,15 @@
 </ct:contentTypeSchema>
 </file>
 
+<file path=customXml/item3.xml><?xml version="1.0" encoding="utf-8"?>
+<?mso-contentType ?>
+<FormTemplates xmlns="http://schemas.microsoft.com/sharepoint/v3/contenttype/forms">
+  <Display>DocumentLibraryForm</Display>
+  <Edit>DocumentLibraryForm</Edit>
+  <New>DocumentLibraryForm</New>
+</FormTemplates>
+</file>
+
 <file path=customXml/itemProps1.xml><?xml version="1.0" encoding="utf-8"?>
 <ds:datastoreItem xmlns:ds="http://schemas.openxmlformats.org/officeDocument/2006/customXml" ds:itemID="{C3B74C0E-7993-40E1-930F-CF78C434EB62}">
   <ds:schemaRefs>
@@ -4082,14 +5180,6 @@
 </file>
 
 <file path=customXml/itemProps2.xml><?xml version="1.0" encoding="utf-8"?>
-<ds:datastoreItem xmlns:ds="http://schemas.openxmlformats.org/officeDocument/2006/customXml" ds:itemID="{AE09AE5A-B3B6-44BC-8570-615CB5E05AA8}">
-  <ds:schemaRefs>
-    <ds:schemaRef ds:uri="http://schemas.microsoft.com/sharepoint/v3/contenttype/forms"/>
-  </ds:schemaRefs>
-</ds:datastoreItem>
-</file>
-
-<file path=customXml/itemProps3.xml><?xml version="1.0" encoding="utf-8"?>
 <ds:datastoreItem xmlns:ds="http://schemas.openxmlformats.org/officeDocument/2006/customXml" ds:itemID="{F3428B7B-A1F9-4CED-B52D-314C139B24CA}">
   <ds:schemaRefs>
     <ds:schemaRef ds:uri="http://schemas.microsoft.com/office/2006/metadata/contentType"/>
@@ -4108,4 +5198,12 @@
     <ds:schemaRef ds:uri="http://schemas.microsoft.com/internal/obd"/>
   </ds:schemaRefs>
 </ds:datastoreItem>
+</file>
+
+<file path=customXml/itemProps3.xml><?xml version="1.0" encoding="utf-8"?>
+<ds:datastoreItem xmlns:ds="http://schemas.openxmlformats.org/officeDocument/2006/customXml" ds:itemID="{AE09AE5A-B3B6-44BC-8570-615CB5E05AA8}">
+  <ds:schemaRefs>
+    <ds:schemaRef ds:uri="http://schemas.microsoft.com/sharepoint/v3/contenttype/forms"/>
+  </ds:schemaRefs>
+</ds:datastoreItem>
 </file>
--- a/Registos Projeto.docx
+++ b/Registos Projeto.docx
@@ -46,7 +46,7 @@
                         </a:ln>
                         <a:extLst>
                           <a:ext uri="{C572A759-6A51-4108-AA02-DFA0A04FC94B}">
-                            <ma14:wrappingTextBoxFlag xmlns:lc="http://schemas.openxmlformats.org/drawingml/2006/lockedCanvas" xmlns="" xmlns:p="http://schemas.openxmlformats.org/presentationml/2006/main" xmlns:w="http://schemas.openxmlformats.org/wordprocessingml/2006/main" xmlns:w10="urn:schemas-microsoft-com:office:word" xmlns:v="urn:schemas-microsoft-com:vml" xmlns:o="urn:schemas-microsoft-com:office:office" xmlns:ma14="http://schemas.microsoft.com/office/mac/drawingml/2011/main" val="1"/>
+                            <ma14:wrappingTextBoxFlag xmlns:ma14="http://schemas.microsoft.com/office/mac/drawingml/2011/main" xmlns:o="urn:schemas-microsoft-com:office:office" xmlns:v="urn:schemas-microsoft-com:vml" xmlns:w10="urn:schemas-microsoft-com:office:word" xmlns:w="http://schemas.openxmlformats.org/wordprocessingml/2006/main" xmlns:p="http://schemas.openxmlformats.org/presentationml/2006/main" xmlns="" xmlns:lc="http://schemas.openxmlformats.org/drawingml/2006/lockedCanvas" val="1"/>
                           </a:ext>
                         </a:extLst>
                       </wps:spPr>
@@ -951,12 +951,16 @@
               <w:rPr>
                 <w:rFonts w:ascii="Times New Roman" w:hAnsi="Times New Roman" w:cs="Times New Roman"/>
                 <w:color w:val="FFFFFF" w:themeColor="background1"/>
+                <w:sz w:val="20"/>
+                <w:szCs w:val="16"/>
               </w:rPr>
             </w:pPr>
             <w:r>
               <w:rPr>
                 <w:rFonts w:ascii="Times New Roman" w:hAnsi="Times New Roman" w:cs="Times New Roman"/>
                 <w:color w:val="000000" w:themeColor="text1"/>
+                <w:sz w:val="20"/>
+                <w:szCs w:val="16"/>
               </w:rPr>
               <w:t>Validar contexto e problema com o docente</w:t>
             </w:r>
@@ -965,7 +969,7 @@
         <w:tc>
           <w:tcPr>
             <w:tcW w:w="2529" w:type="dxa"/>
-            <w:shd w:val="clear" w:color="auto" w:fill="C9F9FC" w:themeFill="accent3" w:themeFillTint="33"/>
+            <w:shd w:val="clear" w:color="auto" w:fill="C9F9FC"/>
           </w:tcPr>
           <w:p>
             <w:pPr>
@@ -974,12 +978,16 @@
               <w:rPr>
                 <w:rFonts w:ascii="Times New Roman" w:hAnsi="Times New Roman" w:cs="Times New Roman"/>
                 <w:color w:val="000000" w:themeColor="text1"/>
+                <w:sz w:val="20"/>
+                <w:szCs w:val="16"/>
               </w:rPr>
             </w:pPr>
             <w:r>
               <w:rPr>
                 <w:rFonts w:ascii="Times New Roman" w:hAnsi="Times New Roman" w:cs="Times New Roman"/>
                 <w:color w:val="000000" w:themeColor="text1"/>
+                <w:sz w:val="20"/>
+                <w:szCs w:val="16"/>
               </w:rPr>
               <w:t>David Santos</w:t>
             </w:r>
@@ -997,12 +1005,16 @@
               <w:rPr>
                 <w:rFonts w:ascii="Times New Roman" w:hAnsi="Times New Roman" w:cs="Times New Roman"/>
                 <w:color w:val="FFFFFF" w:themeColor="background1"/>
+                <w:sz w:val="20"/>
+                <w:szCs w:val="16"/>
               </w:rPr>
             </w:pPr>
             <w:r>
               <w:rPr>
                 <w:rFonts w:ascii="Times New Roman" w:hAnsi="Times New Roman" w:cs="Times New Roman"/>
                 <w:color w:val="000000" w:themeColor="text1"/>
+                <w:sz w:val="20"/>
+                <w:szCs w:val="16"/>
               </w:rPr>
               <w:t>Em curso</w:t>
             </w:r>
@@ -1020,12 +1032,16 @@
               <w:rPr>
                 <w:rFonts w:ascii="Times New Roman" w:hAnsi="Times New Roman" w:cs="Times New Roman"/>
                 <w:color w:val="FFFFFF" w:themeColor="background1"/>
+                <w:sz w:val="20"/>
+                <w:szCs w:val="16"/>
               </w:rPr>
             </w:pPr>
             <w:r>
               <w:rPr>
                 <w:rFonts w:ascii="Times New Roman" w:hAnsi="Times New Roman" w:cs="Times New Roman"/>
                 <w:color w:val="000000" w:themeColor="text1"/>
+                <w:sz w:val="20"/>
+                <w:szCs w:val="16"/>
               </w:rPr>
               <w:t>Semana 2</w:t>
             </w:r>
@@ -1045,12 +1061,16 @@
               <w:rPr>
                 <w:rFonts w:ascii="Times New Roman" w:hAnsi="Times New Roman" w:cs="Times New Roman"/>
                 <w:color w:val="FFFFFF" w:themeColor="background1"/>
+                <w:sz w:val="20"/>
+                <w:szCs w:val="16"/>
               </w:rPr>
             </w:pPr>
             <w:r>
               <w:rPr>
                 <w:rFonts w:ascii="Times New Roman" w:hAnsi="Times New Roman" w:cs="Times New Roman"/>
                 <w:color w:val="000000" w:themeColor="text1"/>
+                <w:sz w:val="20"/>
+                <w:szCs w:val="16"/>
               </w:rPr>
               <w:t>Recolher evidência sobre a situação atual e elaborar a Análise/Mapa do contexto educativo</w:t>
             </w:r>
@@ -1068,12 +1088,16 @@
               <w:rPr>
                 <w:rFonts w:ascii="Times New Roman" w:hAnsi="Times New Roman" w:cs="Times New Roman"/>
                 <w:color w:val="FFFFFF" w:themeColor="background1"/>
+                <w:sz w:val="20"/>
+                <w:szCs w:val="16"/>
               </w:rPr>
             </w:pPr>
             <w:r>
               <w:rPr>
                 <w:rFonts w:ascii="Times New Roman" w:hAnsi="Times New Roman" w:cs="Times New Roman"/>
                 <w:color w:val="000000" w:themeColor="text1"/>
+                <w:sz w:val="20"/>
+                <w:szCs w:val="16"/>
               </w:rPr>
               <w:t>David Santos</w:t>
             </w:r>
@@ -1091,12 +1115,16 @@
               <w:rPr>
                 <w:rFonts w:ascii="Times New Roman" w:hAnsi="Times New Roman" w:cs="Times New Roman"/>
                 <w:color w:val="FFFFFF" w:themeColor="background1"/>
+                <w:sz w:val="20"/>
+                <w:szCs w:val="16"/>
               </w:rPr>
             </w:pPr>
             <w:r>
               <w:rPr>
                 <w:rFonts w:ascii="Times New Roman" w:hAnsi="Times New Roman" w:cs="Times New Roman"/>
                 <w:color w:val="000000" w:themeColor="text1"/>
+                <w:sz w:val="20"/>
+                <w:szCs w:val="16"/>
               </w:rPr>
               <w:t>Em curso</w:t>
             </w:r>
@@ -1114,12 +1142,16 @@
               <w:rPr>
                 <w:rFonts w:ascii="Times New Roman" w:hAnsi="Times New Roman" w:cs="Times New Roman"/>
                 <w:color w:val="FFFFFF" w:themeColor="background1"/>
+                <w:sz w:val="20"/>
+                <w:szCs w:val="16"/>
               </w:rPr>
             </w:pPr>
             <w:r>
               <w:rPr>
                 <w:rFonts w:ascii="Times New Roman" w:hAnsi="Times New Roman" w:cs="Times New Roman"/>
                 <w:color w:val="000000" w:themeColor="text1"/>
+                <w:sz w:val="20"/>
+                <w:szCs w:val="16"/>
               </w:rPr>
               <w:t>Semana 2</w:t>
             </w:r>
@@ -1139,12 +1171,16 @@
               <w:rPr>
                 <w:rFonts w:ascii="Times New Roman" w:hAnsi="Times New Roman" w:cs="Times New Roman"/>
                 <w:color w:val="000000" w:themeColor="text1"/>
+                <w:sz w:val="20"/>
+                <w:szCs w:val="16"/>
               </w:rPr>
             </w:pPr>
             <w:r>
               <w:rPr>
                 <w:rFonts w:ascii="Times New Roman" w:hAnsi="Times New Roman" w:cs="Times New Roman"/>
                 <w:color w:val="000000" w:themeColor="text1"/>
+                <w:sz w:val="20"/>
+                <w:szCs w:val="16"/>
               </w:rPr>
               <w:t xml:space="preserve">Identificar </w:t>
             </w:r>
@@ -1153,6 +1189,8 @@
               <w:rPr>
                 <w:rFonts w:ascii="Times New Roman" w:hAnsi="Times New Roman" w:cs="Times New Roman"/>
                 <w:color w:val="000000" w:themeColor="text1"/>
+                <w:sz w:val="20"/>
+                <w:szCs w:val="16"/>
               </w:rPr>
               <w:t>stakeholders</w:t>
             </w:r>
@@ -1161,6 +1199,8 @@
               <w:rPr>
                 <w:rFonts w:ascii="Times New Roman" w:hAnsi="Times New Roman" w:cs="Times New Roman"/>
                 <w:color w:val="000000" w:themeColor="text1"/>
+                <w:sz w:val="20"/>
+                <w:szCs w:val="16"/>
               </w:rPr>
               <w:t>, necessidades de informação e construir personas</w:t>
             </w:r>
@@ -1178,12 +1218,16 @@
               <w:rPr>
                 <w:rFonts w:ascii="Times New Roman" w:hAnsi="Times New Roman" w:cs="Times New Roman"/>
                 <w:color w:val="000000" w:themeColor="text1"/>
+                <w:sz w:val="20"/>
+                <w:szCs w:val="16"/>
               </w:rPr>
             </w:pPr>
             <w:r>
               <w:rPr>
                 <w:rFonts w:ascii="Times New Roman" w:hAnsi="Times New Roman" w:cs="Times New Roman"/>
                 <w:color w:val="000000" w:themeColor="text1"/>
+                <w:sz w:val="20"/>
+                <w:szCs w:val="16"/>
               </w:rPr>
               <w:t>David Santos</w:t>
             </w:r>
@@ -1201,12 +1245,16 @@
               <w:rPr>
                 <w:rFonts w:ascii="Times New Roman" w:hAnsi="Times New Roman" w:cs="Times New Roman"/>
                 <w:color w:val="000000" w:themeColor="text1"/>
+                <w:sz w:val="20"/>
+                <w:szCs w:val="16"/>
               </w:rPr>
             </w:pPr>
             <w:r>
               <w:rPr>
                 <w:rFonts w:ascii="Times New Roman" w:hAnsi="Times New Roman" w:cs="Times New Roman"/>
                 <w:color w:val="000000" w:themeColor="text1"/>
+                <w:sz w:val="20"/>
+                <w:szCs w:val="16"/>
               </w:rPr>
               <w:t>Em curso</w:t>
             </w:r>
@@ -1224,21 +1272,18 @@
               <w:rPr>
                 <w:rFonts w:ascii="Times New Roman" w:hAnsi="Times New Roman" w:cs="Times New Roman"/>
                 <w:color w:val="000000" w:themeColor="text1"/>
+                <w:sz w:val="20"/>
+                <w:szCs w:val="16"/>
               </w:rPr>
             </w:pPr>
             <w:r>
               <w:rPr>
                 <w:rFonts w:ascii="Times New Roman" w:hAnsi="Times New Roman" w:cs="Times New Roman"/>
                 <w:color w:val="000000" w:themeColor="text1"/>
-              </w:rPr>
-              <w:t xml:space="preserve">Semana </w:t>
-            </w:r>
-            <w:r>
-              <w:rPr>
-                <w:rFonts w:ascii="Times New Roman" w:hAnsi="Times New Roman" w:cs="Times New Roman"/>
-                <w:color w:val="000000" w:themeColor="text1"/>
-              </w:rPr>
-              <w:t>3</w:t>
+                <w:sz w:val="20"/>
+                <w:szCs w:val="16"/>
+              </w:rPr>
+              <w:t>Semana 3</w:t>
             </w:r>
           </w:p>
         </w:tc>
@@ -1256,12 +1301,16 @@
               <w:rPr>
                 <w:rFonts w:ascii="Times New Roman" w:hAnsi="Times New Roman" w:cs="Times New Roman"/>
                 <w:color w:val="000000" w:themeColor="text1"/>
+                <w:sz w:val="20"/>
+                <w:szCs w:val="16"/>
               </w:rPr>
             </w:pPr>
             <w:r>
               <w:rPr>
                 <w:rFonts w:ascii="Times New Roman" w:hAnsi="Times New Roman" w:cs="Times New Roman"/>
                 <w:color w:val="000000" w:themeColor="text1"/>
+                <w:sz w:val="20"/>
+                <w:szCs w:val="16"/>
               </w:rPr>
               <w:t>Modelar o processo pedagógico atual (</w:t>
             </w:r>
@@ -1271,6 +1320,8 @@
                 <w:i/>
                 <w:iCs/>
                 <w:color w:val="000000" w:themeColor="text1"/>
+                <w:sz w:val="20"/>
+                <w:szCs w:val="16"/>
               </w:rPr>
               <w:t>AS-IS</w:t>
             </w:r>
@@ -1278,6 +1329,8 @@
               <w:rPr>
                 <w:rFonts w:ascii="Times New Roman" w:hAnsi="Times New Roman" w:cs="Times New Roman"/>
                 <w:color w:val="000000" w:themeColor="text1"/>
+                <w:sz w:val="20"/>
+                <w:szCs w:val="16"/>
               </w:rPr>
               <w:t>) e redesenhado (</w:t>
             </w:r>
@@ -1287,6 +1340,8 @@
                 <w:i/>
                 <w:iCs/>
                 <w:color w:val="000000" w:themeColor="text1"/>
+                <w:sz w:val="20"/>
+                <w:szCs w:val="16"/>
               </w:rPr>
               <w:t>TO-BE</w:t>
             </w:r>
@@ -1294,6 +1349,8 @@
               <w:rPr>
                 <w:rFonts w:ascii="Times New Roman" w:hAnsi="Times New Roman" w:cs="Times New Roman"/>
                 <w:color w:val="000000" w:themeColor="text1"/>
+                <w:sz w:val="20"/>
+                <w:szCs w:val="16"/>
               </w:rPr>
               <w:t>)</w:t>
             </w:r>
@@ -1311,12 +1368,16 @@
               <w:rPr>
                 <w:rFonts w:ascii="Times New Roman" w:hAnsi="Times New Roman" w:cs="Times New Roman"/>
                 <w:color w:val="000000" w:themeColor="text1"/>
+                <w:sz w:val="20"/>
+                <w:szCs w:val="16"/>
               </w:rPr>
             </w:pPr>
             <w:r>
               <w:rPr>
                 <w:rFonts w:ascii="Times New Roman" w:hAnsi="Times New Roman" w:cs="Times New Roman"/>
                 <w:color w:val="000000" w:themeColor="text1"/>
+                <w:sz w:val="20"/>
+                <w:szCs w:val="16"/>
               </w:rPr>
               <w:t>David Santos</w:t>
             </w:r>
@@ -1334,12 +1395,16 @@
               <w:rPr>
                 <w:rFonts w:ascii="Times New Roman" w:hAnsi="Times New Roman" w:cs="Times New Roman"/>
                 <w:color w:val="000000" w:themeColor="text1"/>
+                <w:sz w:val="20"/>
+                <w:szCs w:val="16"/>
               </w:rPr>
             </w:pPr>
             <w:r>
               <w:rPr>
                 <w:rFonts w:ascii="Times New Roman" w:hAnsi="Times New Roman" w:cs="Times New Roman"/>
                 <w:color w:val="000000" w:themeColor="text1"/>
+                <w:sz w:val="20"/>
+                <w:szCs w:val="16"/>
               </w:rPr>
               <w:t>Em curso</w:t>
             </w:r>
@@ -1357,21 +1422,249 @@
               <w:rPr>
                 <w:rFonts w:ascii="Times New Roman" w:hAnsi="Times New Roman" w:cs="Times New Roman"/>
                 <w:color w:val="000000" w:themeColor="text1"/>
+                <w:sz w:val="20"/>
+                <w:szCs w:val="16"/>
               </w:rPr>
             </w:pPr>
             <w:r>
               <w:rPr>
                 <w:rFonts w:ascii="Times New Roman" w:hAnsi="Times New Roman" w:cs="Times New Roman"/>
                 <w:color w:val="000000" w:themeColor="text1"/>
-              </w:rPr>
-              <w:t xml:space="preserve">Semana </w:t>
-            </w:r>
-            <w:r>
+                <w:sz w:val="20"/>
+                <w:szCs w:val="16"/>
+              </w:rPr>
+              <w:t>Semana 3</w:t>
+            </w:r>
+          </w:p>
+        </w:tc>
+      </w:tr>
+      <w:tr>
+        <w:tc>
+          <w:tcPr>
+            <w:tcW w:w="2404" w:type="dxa"/>
+            <w:shd w:val="clear" w:color="auto" w:fill="C9F9FC" w:themeFill="accent3" w:themeFillTint="33"/>
+          </w:tcPr>
+          <w:p>
+            <w:pPr>
+              <w:pStyle w:val="Assinatura"/>
+              <w:ind w:left="0"/>
               <w:rPr>
                 <w:rFonts w:ascii="Times New Roman" w:hAnsi="Times New Roman" w:cs="Times New Roman"/>
                 <w:color w:val="000000" w:themeColor="text1"/>
-              </w:rPr>
-              <w:t>3</w:t>
+                <w:sz w:val="20"/>
+                <w:szCs w:val="16"/>
+              </w:rPr>
+            </w:pPr>
+            <w:r>
+              <w:rPr>
+                <w:rFonts w:ascii="Times New Roman" w:hAnsi="Times New Roman" w:cs="Times New Roman"/>
+                <w:color w:val="000000" w:themeColor="text1"/>
+                <w:sz w:val="20"/>
+                <w:szCs w:val="16"/>
+              </w:rPr>
+              <w:t>Elaborar o Plano do Sistema de Informação (Objetivos, indicadores, âmbito, restrições e riscos)</w:t>
+            </w:r>
+          </w:p>
+        </w:tc>
+        <w:tc>
+          <w:tcPr>
+            <w:tcW w:w="2529" w:type="dxa"/>
+            <w:shd w:val="clear" w:color="auto" w:fill="C9F9FC" w:themeFill="accent3" w:themeFillTint="33"/>
+          </w:tcPr>
+          <w:p>
+            <w:pPr>
+              <w:pStyle w:val="Assinatura"/>
+              <w:ind w:left="0"/>
+              <w:rPr>
+                <w:rFonts w:ascii="Times New Roman" w:hAnsi="Times New Roman" w:cs="Times New Roman"/>
+                <w:color w:val="000000" w:themeColor="text1"/>
+                <w:sz w:val="20"/>
+                <w:szCs w:val="16"/>
+              </w:rPr>
+            </w:pPr>
+            <w:r>
+              <w:rPr>
+                <w:rFonts w:ascii="Times New Roman" w:hAnsi="Times New Roman" w:cs="Times New Roman"/>
+                <w:color w:val="000000" w:themeColor="text1"/>
+                <w:sz w:val="20"/>
+                <w:szCs w:val="16"/>
+              </w:rPr>
+              <w:t>David Santos</w:t>
+            </w:r>
+          </w:p>
+        </w:tc>
+        <w:tc>
+          <w:tcPr>
+            <w:tcW w:w="2413" w:type="dxa"/>
+            <w:shd w:val="clear" w:color="auto" w:fill="C9F9FC" w:themeFill="accent3" w:themeFillTint="33"/>
+          </w:tcPr>
+          <w:p>
+            <w:pPr>
+              <w:pStyle w:val="Assinatura"/>
+              <w:ind w:left="0"/>
+              <w:rPr>
+                <w:rFonts w:ascii="Times New Roman" w:hAnsi="Times New Roman" w:cs="Times New Roman"/>
+                <w:color w:val="000000" w:themeColor="text1"/>
+                <w:sz w:val="20"/>
+                <w:szCs w:val="16"/>
+              </w:rPr>
+            </w:pPr>
+            <w:r>
+              <w:rPr>
+                <w:rFonts w:ascii="Times New Roman" w:hAnsi="Times New Roman" w:cs="Times New Roman"/>
+                <w:color w:val="000000" w:themeColor="text1"/>
+                <w:sz w:val="20"/>
+                <w:szCs w:val="16"/>
+              </w:rPr>
+              <w:t>Concluído</w:t>
+            </w:r>
+          </w:p>
+        </w:tc>
+        <w:tc>
+          <w:tcPr>
+            <w:tcW w:w="2390" w:type="dxa"/>
+            <w:shd w:val="clear" w:color="auto" w:fill="C9F9FC" w:themeFill="accent3" w:themeFillTint="33"/>
+          </w:tcPr>
+          <w:p>
+            <w:pPr>
+              <w:pStyle w:val="Assinatura"/>
+              <w:ind w:left="0"/>
+              <w:rPr>
+                <w:rFonts w:ascii="Times New Roman" w:hAnsi="Times New Roman" w:cs="Times New Roman"/>
+                <w:color w:val="000000" w:themeColor="text1"/>
+                <w:sz w:val="20"/>
+                <w:szCs w:val="16"/>
+              </w:rPr>
+            </w:pPr>
+            <w:r>
+              <w:rPr>
+                <w:rFonts w:ascii="Times New Roman" w:hAnsi="Times New Roman" w:cs="Times New Roman"/>
+                <w:color w:val="000000" w:themeColor="text1"/>
+                <w:sz w:val="20"/>
+                <w:szCs w:val="16"/>
+              </w:rPr>
+              <w:t>Semana 4</w:t>
+            </w:r>
+          </w:p>
+        </w:tc>
+      </w:tr>
+      <w:tr>
+        <w:tc>
+          <w:tcPr>
+            <w:tcW w:w="2404" w:type="dxa"/>
+            <w:shd w:val="clear" w:color="auto" w:fill="C9F9FC" w:themeFill="accent3" w:themeFillTint="33"/>
+          </w:tcPr>
+          <w:p>
+            <w:pPr>
+              <w:pStyle w:val="Assinatura"/>
+              <w:ind w:left="0"/>
+              <w:rPr>
+                <w:rFonts w:ascii="Times New Roman" w:hAnsi="Times New Roman" w:cs="Times New Roman"/>
+                <w:color w:val="000000" w:themeColor="text1"/>
+                <w:sz w:val="20"/>
+                <w:szCs w:val="16"/>
+              </w:rPr>
+            </w:pPr>
+            <w:r>
+              <w:rPr>
+                <w:rFonts w:ascii="Times New Roman" w:hAnsi="Times New Roman" w:cs="Times New Roman"/>
+                <w:color w:val="000000" w:themeColor="text1"/>
+                <w:sz w:val="20"/>
+                <w:szCs w:val="16"/>
+              </w:rPr>
+              <w:t xml:space="preserve">Preparar e realizar a revisão formativa do </w:t>
+            </w:r>
+            <w:r>
+              <w:rPr>
+                <w:rFonts w:ascii="Times New Roman" w:hAnsi="Times New Roman" w:cs="Times New Roman"/>
+                <w:i/>
+                <w:iCs/>
+                <w:color w:val="000000" w:themeColor="text1"/>
+                <w:sz w:val="20"/>
+                <w:szCs w:val="16"/>
+              </w:rPr>
+              <w:t>Gate 1</w:t>
+            </w:r>
+          </w:p>
+        </w:tc>
+        <w:tc>
+          <w:tcPr>
+            <w:tcW w:w="2529" w:type="dxa"/>
+            <w:shd w:val="clear" w:color="auto" w:fill="C9F9FC" w:themeFill="accent3" w:themeFillTint="33"/>
+          </w:tcPr>
+          <w:p>
+            <w:pPr>
+              <w:pStyle w:val="Assinatura"/>
+              <w:ind w:left="0"/>
+              <w:rPr>
+                <w:rFonts w:ascii="Times New Roman" w:hAnsi="Times New Roman" w:cs="Times New Roman"/>
+                <w:color w:val="000000" w:themeColor="text1"/>
+                <w:sz w:val="20"/>
+                <w:szCs w:val="16"/>
+              </w:rPr>
+            </w:pPr>
+            <w:r>
+              <w:rPr>
+                <w:rFonts w:ascii="Times New Roman" w:hAnsi="Times New Roman" w:cs="Times New Roman"/>
+                <w:color w:val="000000" w:themeColor="text1"/>
+                <w:sz w:val="20"/>
+                <w:szCs w:val="16"/>
+              </w:rPr>
+              <w:t>Toda a equipa</w:t>
+            </w:r>
+          </w:p>
+        </w:tc>
+        <w:tc>
+          <w:tcPr>
+            <w:tcW w:w="2413" w:type="dxa"/>
+            <w:shd w:val="clear" w:color="auto" w:fill="C9F9FC" w:themeFill="accent3" w:themeFillTint="33"/>
+          </w:tcPr>
+          <w:p>
+            <w:pPr>
+              <w:pStyle w:val="Assinatura"/>
+              <w:ind w:left="0"/>
+              <w:rPr>
+                <w:rFonts w:ascii="Times New Roman" w:hAnsi="Times New Roman" w:cs="Times New Roman"/>
+                <w:color w:val="000000" w:themeColor="text1"/>
+                <w:sz w:val="20"/>
+                <w:szCs w:val="16"/>
+              </w:rPr>
+            </w:pPr>
+            <w:r>
+              <w:rPr>
+                <w:rFonts w:ascii="Times New Roman" w:hAnsi="Times New Roman" w:cs="Times New Roman"/>
+                <w:color w:val="000000" w:themeColor="text1"/>
+                <w:sz w:val="20"/>
+                <w:szCs w:val="16"/>
+              </w:rPr>
+              <w:t>Concluído</w:t>
+            </w:r>
+          </w:p>
+        </w:tc>
+        <w:tc>
+          <w:tcPr>
+            <w:tcW w:w="2390" w:type="dxa"/>
+            <w:shd w:val="clear" w:color="auto" w:fill="C9F9FC" w:themeFill="accent3" w:themeFillTint="33"/>
+          </w:tcPr>
+          <w:p>
+            <w:pPr>
+              <w:pStyle w:val="Assinatura"/>
+              <w:ind w:left="0"/>
+              <w:rPr>
+                <w:rFonts w:ascii="Times New Roman" w:hAnsi="Times New Roman" w:cs="Times New Roman"/>
+                <w:color w:val="000000" w:themeColor="text1"/>
+                <w:sz w:val="20"/>
+                <w:szCs w:val="16"/>
+              </w:rPr>
+            </w:pPr>
+            <w:r>
+              <w:rPr>
+                <w:rFonts w:ascii="Times New Roman" w:hAnsi="Times New Roman" w:cs="Times New Roman"/>
+                <w:color w:val="000000" w:themeColor="text1"/>
+                <w:sz w:val="20"/>
+                <w:szCs w:val="16"/>
+              </w:rPr>
+              <w:t>Semana 4</w:t>
             </w:r>
           </w:p>
         </w:tc>
@@ -1409,13 +1702,25 @@
           <w:szCs w:val="22"/>
         </w:rPr>
       </w:pPr>
-      <w:r>
+    </w:p>
+    <w:p>
+      <w:pPr>
+        <w:pStyle w:val="Assinatura"/>
         <w:rPr>
           <w:rFonts w:ascii="Times New Roman" w:hAnsi="Times New Roman" w:cs="Times New Roman"/>
           <w:color w:val="auto"/>
           <w:sz w:val="28"/>
           <w:szCs w:val="22"/>
         </w:rPr>
+      </w:pPr>
+      <w:r>
+        <w:rPr>
+          <w:rFonts w:ascii="Times New Roman" w:hAnsi="Times New Roman" w:cs="Times New Roman"/>
+          <w:color w:val="auto"/>
+          <w:sz w:val="28"/>
+          <w:szCs w:val="22"/>
+        </w:rPr>
+        <w:lastRenderedPageBreak/>
         <w:t>Registo de decisões:</w:t>
       </w:r>
     </w:p>
@@ -1557,7 +1862,6 @@
                 <w:rFonts w:ascii="Times New Roman" w:hAnsi="Times New Roman" w:cs="Times New Roman"/>
                 <w:color w:val="auto"/>
               </w:rPr>
-              <w:lastRenderedPageBreak/>
               <w:t>Semana 1</w:t>
             </w:r>
           </w:p>
@@ -1873,6 +2177,132 @@
                 <w:szCs w:val="12"/>
               </w:rPr>
               <w:t>Cumpre o Requisito R6 e o princípio orientador do protocolo: nenhuma decisão sobre alunos pode ser tomada automaticamente; a IA sugere e o professor decide.</w:t>
+            </w:r>
+          </w:p>
+        </w:tc>
+      </w:tr>
+      <w:tr>
+        <w:tc>
+          <w:tcPr>
+            <w:tcW w:w="2307" w:type="dxa"/>
+            <w:shd w:val="clear" w:color="auto" w:fill="C9F9FC" w:themeFill="accent3" w:themeFillTint="33"/>
+          </w:tcPr>
+          <w:p>
+            <w:pPr>
+              <w:pStyle w:val="Assinatura"/>
+              <w:ind w:left="0"/>
+              <w:rPr>
+                <w:rFonts w:ascii="Times New Roman" w:hAnsi="Times New Roman" w:cs="Times New Roman"/>
+                <w:color w:val="auto"/>
+              </w:rPr>
+            </w:pPr>
+            <w:r>
+              <w:rPr>
+                <w:rFonts w:ascii="Times New Roman" w:hAnsi="Times New Roman" w:cs="Times New Roman"/>
+                <w:color w:val="auto"/>
+              </w:rPr>
+              <w:t>Semana 4</w:t>
+            </w:r>
+          </w:p>
+        </w:tc>
+        <w:tc>
+          <w:tcPr>
+            <w:tcW w:w="2394" w:type="dxa"/>
+            <w:shd w:val="clear" w:color="auto" w:fill="C9F9FC" w:themeFill="accent3" w:themeFillTint="33"/>
+          </w:tcPr>
+          <w:p>
+            <w:pPr>
+              <w:pStyle w:val="Assinatura"/>
+              <w:ind w:left="0"/>
+              <w:rPr>
+                <w:rFonts w:ascii="Times New Roman" w:hAnsi="Times New Roman" w:cs="Times New Roman"/>
+                <w:color w:val="auto"/>
+                <w:sz w:val="18"/>
+                <w:szCs w:val="14"/>
+              </w:rPr>
+            </w:pPr>
+            <w:r>
+              <w:rPr>
+                <w:rFonts w:ascii="Times New Roman" w:hAnsi="Times New Roman" w:cs="Times New Roman"/>
+                <w:color w:val="auto"/>
+                <w:sz w:val="18"/>
+                <w:szCs w:val="14"/>
+              </w:rPr>
+              <w:t xml:space="preserve">Priorizar no âmbito do MVP a importação estruturada de dados sintéticos, o </w:t>
+            </w:r>
+            <w:proofErr w:type="spellStart"/>
+            <w:r>
+              <w:rPr>
+                <w:rFonts w:ascii="Times New Roman" w:hAnsi="Times New Roman" w:cs="Times New Roman"/>
+                <w:color w:val="auto"/>
+                <w:sz w:val="18"/>
+                <w:szCs w:val="14"/>
+              </w:rPr>
+              <w:t>dashboard</w:t>
+            </w:r>
+            <w:proofErr w:type="spellEnd"/>
+            <w:r>
+              <w:rPr>
+                <w:rFonts w:ascii="Times New Roman" w:hAnsi="Times New Roman" w:cs="Times New Roman"/>
+                <w:color w:val="auto"/>
+                <w:sz w:val="18"/>
+                <w:szCs w:val="14"/>
+              </w:rPr>
+              <w:t xml:space="preserve"> de indicadores e a IA de suporte ao feedback/recursos, deixando integrações complexas em tempo real com múltiplos LMS para trabalho futuro</w:t>
+            </w:r>
+          </w:p>
+        </w:tc>
+        <w:tc>
+          <w:tcPr>
+            <w:tcW w:w="2542" w:type="dxa"/>
+            <w:shd w:val="clear" w:color="auto" w:fill="C9F9FC" w:themeFill="accent3" w:themeFillTint="33"/>
+          </w:tcPr>
+          <w:p>
+            <w:pPr>
+              <w:pStyle w:val="Assinatura"/>
+              <w:ind w:left="0"/>
+              <w:rPr>
+                <w:rFonts w:ascii="Times New Roman" w:hAnsi="Times New Roman" w:cs="Times New Roman"/>
+                <w:color w:val="auto"/>
+                <w:sz w:val="16"/>
+                <w:szCs w:val="12"/>
+              </w:rPr>
+            </w:pPr>
+            <w:r>
+              <w:rPr>
+                <w:rFonts w:ascii="Times New Roman" w:hAnsi="Times New Roman" w:cs="Times New Roman"/>
+                <w:color w:val="auto"/>
+                <w:sz w:val="16"/>
+                <w:szCs w:val="12"/>
+              </w:rPr>
+              <w:t>Desenvolver conectores em tempo real para várias plataformas LMS comerciais logo na primeira versão.</w:t>
+            </w:r>
+          </w:p>
+        </w:tc>
+        <w:tc>
+          <w:tcPr>
+            <w:tcW w:w="2493" w:type="dxa"/>
+            <w:shd w:val="clear" w:color="auto" w:fill="C9F9FC" w:themeFill="accent3" w:themeFillTint="33"/>
+          </w:tcPr>
+          <w:p>
+            <w:pPr>
+              <w:pStyle w:val="Assinatura"/>
+              <w:ind w:left="0"/>
+              <w:rPr>
+                <w:rFonts w:ascii="Times New Roman" w:hAnsi="Times New Roman" w:cs="Times New Roman"/>
+                <w:color w:val="auto"/>
+                <w:sz w:val="16"/>
+                <w:szCs w:val="12"/>
+              </w:rPr>
+            </w:pPr>
+            <w:r>
+              <w:rPr>
+                <w:rFonts w:ascii="Times New Roman" w:hAnsi="Times New Roman" w:cs="Times New Roman"/>
+                <w:color w:val="auto"/>
+                <w:sz w:val="16"/>
+                <w:szCs w:val="12"/>
+              </w:rPr>
+              <w:t>Permite concentrar as 13 semanas num fluxo completo, profundo e demonstrável de ponta a ponta (evidência → indicador → recomendação → decisão do professor), conforme recomendado pelo protocolo.</w:t>
             </w:r>
           </w:p>
         </w:tc>
@@ -2117,6 +2547,7 @@
                 <w:sz w:val="16"/>
                 <w:szCs w:val="12"/>
               </w:rPr>
+              <w:lastRenderedPageBreak/>
               <w:t>Data</w:t>
             </w:r>
           </w:p>
@@ -2500,7 +2931,6 @@
                 <w:sz w:val="14"/>
                 <w:szCs w:val="10"/>
               </w:rPr>
-              <w:lastRenderedPageBreak/>
               <w:t>Semana 2</w:t>
             </w:r>
           </w:p>
@@ -2969,6 +3399,242 @@
                 <w:szCs w:val="12"/>
               </w:rPr>
               <w:t xml:space="preserve"> UX.</w:t>
+            </w:r>
+          </w:p>
+        </w:tc>
+      </w:tr>
+      <w:tr>
+        <w:trPr>
+          <w:trHeight w:val="1594"/>
+        </w:trPr>
+        <w:tc>
+          <w:tcPr>
+            <w:tcW w:w="1418" w:type="dxa"/>
+            <w:shd w:val="clear" w:color="auto" w:fill="C9F9FC" w:themeFill="accent3" w:themeFillTint="33"/>
+          </w:tcPr>
+          <w:p>
+            <w:pPr>
+              <w:pStyle w:val="Assinatura"/>
+              <w:ind w:left="0"/>
+              <w:rPr>
+                <w:rFonts w:ascii="Times New Roman" w:hAnsi="Times New Roman" w:cs="Times New Roman"/>
+                <w:color w:val="auto"/>
+                <w:sz w:val="14"/>
+                <w:szCs w:val="10"/>
+              </w:rPr>
+            </w:pPr>
+            <w:r>
+              <w:rPr>
+                <w:rFonts w:ascii="Times New Roman" w:hAnsi="Times New Roman" w:cs="Times New Roman"/>
+                <w:color w:val="auto"/>
+                <w:sz w:val="14"/>
+                <w:szCs w:val="10"/>
+              </w:rPr>
+              <w:t>Semana 4</w:t>
+            </w:r>
+          </w:p>
+        </w:tc>
+        <w:tc>
+          <w:tcPr>
+            <w:tcW w:w="1559" w:type="dxa"/>
+            <w:shd w:val="clear" w:color="auto" w:fill="C9F9FC" w:themeFill="accent3" w:themeFillTint="33"/>
+          </w:tcPr>
+          <w:p>
+            <w:pPr>
+              <w:pStyle w:val="Assinatura"/>
+              <w:ind w:left="0"/>
+              <w:rPr>
+                <w:rFonts w:ascii="Times New Roman" w:hAnsi="Times New Roman" w:cs="Times New Roman"/>
+                <w:color w:val="auto"/>
+                <w:sz w:val="16"/>
+                <w:szCs w:val="12"/>
+              </w:rPr>
+            </w:pPr>
+            <w:r>
+              <w:rPr>
+                <w:rFonts w:ascii="Times New Roman" w:hAnsi="Times New Roman" w:cs="Times New Roman"/>
+                <w:color w:val="auto"/>
+                <w:sz w:val="16"/>
+                <w:szCs w:val="12"/>
+              </w:rPr>
+              <w:t>Gemini</w:t>
+            </w:r>
+          </w:p>
+        </w:tc>
+        <w:tc>
+          <w:tcPr>
+            <w:tcW w:w="1843" w:type="dxa"/>
+            <w:shd w:val="clear" w:color="auto" w:fill="C9F9FC" w:themeFill="accent3" w:themeFillTint="33"/>
+          </w:tcPr>
+          <w:p>
+            <w:pPr>
+              <w:pStyle w:val="Assinatura"/>
+              <w:ind w:left="0"/>
+              <w:rPr>
+                <w:rFonts w:ascii="Times New Roman" w:hAnsi="Times New Roman" w:cs="Times New Roman"/>
+                <w:color w:val="auto"/>
+                <w:sz w:val="16"/>
+                <w:szCs w:val="12"/>
+              </w:rPr>
+            </w:pPr>
+            <w:r>
+              <w:rPr>
+                <w:rFonts w:ascii="Times New Roman" w:hAnsi="Times New Roman" w:cs="Times New Roman"/>
+                <w:color w:val="auto"/>
+                <w:sz w:val="16"/>
+                <w:szCs w:val="12"/>
+              </w:rPr>
+              <w:t xml:space="preserve">Estruturação do Plano do Sistema de Informação (objetivos, indicadores de melhoria, prioridades, restrições e matriz de riscos) e preparação das respostas para o </w:t>
+            </w:r>
+            <w:r>
+              <w:rPr>
+                <w:rFonts w:ascii="Times New Roman" w:hAnsi="Times New Roman" w:cs="Times New Roman"/>
+                <w:i/>
+                <w:iCs/>
+                <w:color w:val="auto"/>
+                <w:sz w:val="16"/>
+                <w:szCs w:val="12"/>
+              </w:rPr>
+              <w:t>Gate 1</w:t>
+            </w:r>
+            <w:r>
+              <w:rPr>
+                <w:rFonts w:ascii="Times New Roman" w:hAnsi="Times New Roman" w:cs="Times New Roman"/>
+                <w:color w:val="auto"/>
+                <w:sz w:val="16"/>
+                <w:szCs w:val="12"/>
+              </w:rPr>
+              <w:t>.</w:t>
+            </w:r>
+          </w:p>
+        </w:tc>
+        <w:tc>
+          <w:tcPr>
+            <w:tcW w:w="1984" w:type="dxa"/>
+            <w:shd w:val="clear" w:color="auto" w:fill="C9F9FC" w:themeFill="accent3" w:themeFillTint="33"/>
+          </w:tcPr>
+          <w:p>
+            <w:pPr>
+              <w:pStyle w:val="Assinatura"/>
+              <w:ind w:left="0"/>
+              <w:rPr>
+                <w:rFonts w:ascii="Times New Roman" w:hAnsi="Times New Roman" w:cs="Times New Roman"/>
+                <w:color w:val="auto"/>
+                <w:sz w:val="16"/>
+                <w:szCs w:val="12"/>
+              </w:rPr>
+            </w:pPr>
+            <w:r>
+              <w:rPr>
+                <w:rFonts w:ascii="Times New Roman" w:hAnsi="Times New Roman" w:cs="Times New Roman"/>
+                <w:color w:val="auto"/>
+                <w:sz w:val="16"/>
+                <w:szCs w:val="12"/>
+              </w:rPr>
+              <w:t xml:space="preserve">Conteúdo base do Entregavel_Semana4_Plano_do_SI (Ficheiro 6) e guião de preparação para o </w:t>
+            </w:r>
+            <w:r>
+              <w:rPr>
+                <w:rFonts w:ascii="Times New Roman" w:hAnsi="Times New Roman" w:cs="Times New Roman"/>
+                <w:i/>
+                <w:iCs/>
+                <w:color w:val="auto"/>
+                <w:sz w:val="16"/>
+                <w:szCs w:val="12"/>
+              </w:rPr>
+              <w:t>Gate 1</w:t>
+            </w:r>
+            <w:r>
+              <w:rPr>
+                <w:rFonts w:ascii="Times New Roman" w:hAnsi="Times New Roman" w:cs="Times New Roman"/>
+                <w:color w:val="auto"/>
+                <w:sz w:val="16"/>
+                <w:szCs w:val="12"/>
+              </w:rPr>
+              <w:t>.</w:t>
+            </w:r>
+          </w:p>
+        </w:tc>
+        <w:tc>
+          <w:tcPr>
+            <w:tcW w:w="1701" w:type="dxa"/>
+            <w:shd w:val="clear" w:color="auto" w:fill="C9F9FC" w:themeFill="accent3" w:themeFillTint="33"/>
+          </w:tcPr>
+          <w:p>
+            <w:pPr>
+              <w:pStyle w:val="Assinatura"/>
+              <w:ind w:left="0"/>
+              <w:rPr>
+                <w:rFonts w:ascii="Times New Roman" w:hAnsi="Times New Roman" w:cs="Times New Roman"/>
+                <w:color w:val="auto"/>
+                <w:sz w:val="14"/>
+                <w:szCs w:val="10"/>
+              </w:rPr>
+            </w:pPr>
+            <w:r>
+              <w:rPr>
+                <w:rFonts w:ascii="Times New Roman" w:hAnsi="Times New Roman" w:cs="Times New Roman"/>
+                <w:color w:val="auto"/>
+                <w:sz w:val="14"/>
+                <w:szCs w:val="10"/>
+              </w:rPr>
+              <w:t xml:space="preserve">Revisto e validado por </w:t>
+            </w:r>
+            <w:r>
+              <w:rPr>
+                <w:rFonts w:ascii="Times New Roman" w:hAnsi="Times New Roman" w:cs="Times New Roman"/>
+                <w:color w:val="auto"/>
+                <w:sz w:val="14"/>
+                <w:szCs w:val="10"/>
+              </w:rPr>
+              <w:t>David Santos</w:t>
+            </w:r>
+            <w:r>
+              <w:rPr>
+                <w:rFonts w:ascii="Times New Roman" w:hAnsi="Times New Roman" w:cs="Times New Roman"/>
+                <w:color w:val="auto"/>
+                <w:sz w:val="14"/>
+                <w:szCs w:val="10"/>
+              </w:rPr>
+              <w:t>, garantindo coerência entre o diagnóstico da Fase 1 e os objetivos e indicadores definidos na Fase 2.</w:t>
+            </w:r>
+          </w:p>
+        </w:tc>
+        <w:tc>
+          <w:tcPr>
+            <w:tcW w:w="1985" w:type="dxa"/>
+            <w:shd w:val="clear" w:color="auto" w:fill="C9F9FC" w:themeFill="accent3" w:themeFillTint="33"/>
+          </w:tcPr>
+          <w:p>
+            <w:pPr>
+              <w:pStyle w:val="Assinatura"/>
+              <w:ind w:left="0"/>
+              <w:rPr>
+                <w:rFonts w:ascii="Times New Roman" w:hAnsi="Times New Roman" w:cs="Times New Roman"/>
+                <w:color w:val="auto"/>
+                <w:sz w:val="16"/>
+                <w:szCs w:val="12"/>
+              </w:rPr>
+            </w:pPr>
+            <w:r>
+              <w:rPr>
+                <w:rFonts w:ascii="Times New Roman" w:hAnsi="Times New Roman" w:cs="Times New Roman"/>
+                <w:color w:val="auto"/>
+                <w:sz w:val="16"/>
+                <w:szCs w:val="12"/>
+              </w:rPr>
+              <w:t xml:space="preserve">Os indicadores e prioridades poderão ser ajustados após o feedback formativo do docente no </w:t>
+            </w:r>
+            <w:r>
+              <w:rPr>
+                <w:rFonts w:ascii="Times New Roman" w:hAnsi="Times New Roman" w:cs="Times New Roman"/>
+                <w:i/>
+                <w:iCs/>
+                <w:color w:val="auto"/>
+                <w:sz w:val="16"/>
+                <w:szCs w:val="12"/>
+              </w:rPr>
+              <w:t>Gate 1</w:t>
             </w:r>
           </w:p>
         </w:tc>
@@ -4851,23 +5517,12 @@
 </file>
 
 <file path=customXml/item1.xml><?xml version="1.0" encoding="utf-8"?>
-<p:properties xmlns:p="http://schemas.microsoft.com/office/2006/metadata/properties" xmlns:xsi="http://www.w3.org/2001/XMLSchema-instance" xmlns:pc="http://schemas.microsoft.com/office/infopath/2007/PartnerControls">
-  <documentManagement>
-    <_ip_UnifiedCompliancePolicyUIAction xmlns="http://schemas.microsoft.com/sharepoint/v3" xsi:nil="true"/>
-    <Image xmlns="71af3243-3dd4-4a8d-8c0d-dd76da1f02a5">
-      <Url xsi:nil="true"/>
-      <Description xsi:nil="true"/>
-    </Image>
-    <Status xmlns="71af3243-3dd4-4a8d-8c0d-dd76da1f02a5">Not started</Status>
-    <Background xmlns="71af3243-3dd4-4a8d-8c0d-dd76da1f02a5">false</Background>
-    <_ip_UnifiedCompliancePolicyProperties xmlns="http://schemas.microsoft.com/sharepoint/v3" xsi:nil="true"/>
-    <ImageTagsTaxHTField xmlns="71af3243-3dd4-4a8d-8c0d-dd76da1f02a5">
-      <Terms xmlns="http://schemas.microsoft.com/office/infopath/2007/PartnerControls"/>
-    </ImageTagsTaxHTField>
-    <TaxCatchAll xmlns="230e9df3-be65-4c73-a93b-d1236ebd677e" xsi:nil="true"/>
-    <MediaServiceKeyPoints xmlns="71af3243-3dd4-4a8d-8c0d-dd76da1f02a5" xsi:nil="true"/>
-  </documentManagement>
-</p:properties>
+<?mso-contentType ?>
+<FormTemplates xmlns="http://schemas.microsoft.com/sharepoint/v3/contenttype/forms">
+  <Display>DocumentLibraryForm</Display>
+  <Edit>DocumentLibraryForm</Edit>
+  <New>DocumentLibraryForm</New>
+</FormTemplates>
 </file>
 
 <file path=customXml/item2.xml><?xml version="1.0" encoding="utf-8"?>
@@ -5159,22 +5814,29 @@
 </file>
 
 <file path=customXml/item3.xml><?xml version="1.0" encoding="utf-8"?>
-<?mso-contentType ?>
-<FormTemplates xmlns="http://schemas.microsoft.com/sharepoint/v3/contenttype/forms">
-  <Display>DocumentLibraryForm</Display>
-  <Edit>DocumentLibraryForm</Edit>
-  <New>DocumentLibraryForm</New>
-</FormTemplates>
+<p:properties xmlns:p="http://schemas.microsoft.com/office/2006/metadata/properties" xmlns:xsi="http://www.w3.org/2001/XMLSchema-instance" xmlns:pc="http://schemas.microsoft.com/office/infopath/2007/PartnerControls">
+  <documentManagement>
+    <_ip_UnifiedCompliancePolicyUIAction xmlns="http://schemas.microsoft.com/sharepoint/v3" xsi:nil="true"/>
+    <Image xmlns="71af3243-3dd4-4a8d-8c0d-dd76da1f02a5">
+      <Url xsi:nil="true"/>
+      <Description xsi:nil="true"/>
+    </Image>
+    <Status xmlns="71af3243-3dd4-4a8d-8c0d-dd76da1f02a5">Not started</Status>
+    <Background xmlns="71af3243-3dd4-4a8d-8c0d-dd76da1f02a5">false</Background>
+    <_ip_UnifiedCompliancePolicyProperties xmlns="http://schemas.microsoft.com/sharepoint/v3" xsi:nil="true"/>
+    <ImageTagsTaxHTField xmlns="71af3243-3dd4-4a8d-8c0d-dd76da1f02a5">
+      <Terms xmlns="http://schemas.microsoft.com/office/infopath/2007/PartnerControls"/>
+    </ImageTagsTaxHTField>
+    <TaxCatchAll xmlns="230e9df3-be65-4c73-a93b-d1236ebd677e" xsi:nil="true"/>
+    <MediaServiceKeyPoints xmlns="71af3243-3dd4-4a8d-8c0d-dd76da1f02a5" xsi:nil="true"/>
+  </documentManagement>
+</p:properties>
 </file>
 
 <file path=customXml/itemProps1.xml><?xml version="1.0" encoding="utf-8"?>
-<ds:datastoreItem xmlns:ds="http://schemas.openxmlformats.org/officeDocument/2006/customXml" ds:itemID="{C3B74C0E-7993-40E1-930F-CF78C434EB62}">
+<ds:datastoreItem xmlns:ds="http://schemas.openxmlformats.org/officeDocument/2006/customXml" ds:itemID="{AE09AE5A-B3B6-44BC-8570-615CB5E05AA8}">
   <ds:schemaRefs>
-    <ds:schemaRef ds:uri="http://schemas.microsoft.com/office/2006/metadata/properties"/>
-    <ds:schemaRef ds:uri="http://schemas.microsoft.com/office/infopath/2007/PartnerControls"/>
-    <ds:schemaRef ds:uri="http://schemas.microsoft.com/sharepoint/v3"/>
-    <ds:schemaRef ds:uri="71af3243-3dd4-4a8d-8c0d-dd76da1f02a5"/>
-    <ds:schemaRef ds:uri="230e9df3-be65-4c73-a93b-d1236ebd677e"/>
+    <ds:schemaRef ds:uri="http://schemas.microsoft.com/sharepoint/v3/contenttype/forms"/>
   </ds:schemaRefs>
 </ds:datastoreItem>
 </file>
@@ -5201,9 +5863,13 @@
 </file>
 
 <file path=customXml/itemProps3.xml><?xml version="1.0" encoding="utf-8"?>
-<ds:datastoreItem xmlns:ds="http://schemas.openxmlformats.org/officeDocument/2006/customXml" ds:itemID="{AE09AE5A-B3B6-44BC-8570-615CB5E05AA8}">
+<ds:datastoreItem xmlns:ds="http://schemas.openxmlformats.org/officeDocument/2006/customXml" ds:itemID="{C3B74C0E-7993-40E1-930F-CF78C434EB62}">
   <ds:schemaRefs>
-    <ds:schemaRef ds:uri="http://schemas.microsoft.com/sharepoint/v3/contenttype/forms"/>
+    <ds:schemaRef ds:uri="http://schemas.microsoft.com/office/2006/metadata/properties"/>
+    <ds:schemaRef ds:uri="http://schemas.microsoft.com/office/infopath/2007/PartnerControls"/>
+    <ds:schemaRef ds:uri="http://schemas.microsoft.com/sharepoint/v3"/>
+    <ds:schemaRef ds:uri="71af3243-3dd4-4a8d-8c0d-dd76da1f02a5"/>
+    <ds:schemaRef ds:uri="230e9df3-be65-4c73-a93b-d1236ebd677e"/>
   </ds:schemaRefs>
 </ds:datastoreItem>
 </file>
--- a/Registos Projeto.docx
+++ b/Registos Projeto.docx
@@ -46,7 +46,7 @@
                         </a:ln>
                         <a:extLst>
                           <a:ext uri="{C572A759-6A51-4108-AA02-DFA0A04FC94B}">
-                            <ma14:wrappingTextBoxFlag xmlns:ma14="http://schemas.microsoft.com/office/mac/drawingml/2011/main" xmlns:o="urn:schemas-microsoft-com:office:office" xmlns:v="urn:schemas-microsoft-com:vml" xmlns:w10="urn:schemas-microsoft-com:office:word" xmlns:w="http://schemas.openxmlformats.org/wordprocessingml/2006/main" xmlns:p="http://schemas.openxmlformats.org/presentationml/2006/main" xmlns="" xmlns:lc="http://schemas.openxmlformats.org/drawingml/2006/lockedCanvas" val="1"/>
+                            <ma14:wrappingTextBoxFlag xmlns:lc="http://schemas.openxmlformats.org/drawingml/2006/lockedCanvas" xmlns="" xmlns:p="http://schemas.openxmlformats.org/presentationml/2006/main" xmlns:w="http://schemas.openxmlformats.org/wordprocessingml/2006/main" xmlns:w10="urn:schemas-microsoft-com:office:word" xmlns:v="urn:schemas-microsoft-com:vml" xmlns:o="urn:schemas-microsoft-com:office:office" xmlns:ma14="http://schemas.microsoft.com/office/mac/drawingml/2011/main" val="1"/>
                           </a:ext>
                         </a:extLst>
                       </wps:spPr>
@@ -663,26 +663,34 @@
       <w:r>
         <w:rPr>
           <w:color w:val="FFFFFF" w:themeColor="background1"/>
-          <w:sz w:val="20"/>
-          <w:szCs w:val="16"/>
+          <w:sz w:val="18"/>
+          <w:szCs w:val="14"/>
         </w:rPr>
         <w:t xml:space="preserve">UTAD • Sistemas de Informação Avançados (2026/2027) — </w:t>
       </w:r>
       <w:r>
         <w:rPr>
           <w:color w:val="FFFFFF" w:themeColor="background1"/>
-          <w:sz w:val="20"/>
-          <w:szCs w:val="16"/>
+          <w:sz w:val="18"/>
+          <w:szCs w:val="14"/>
         </w:rPr>
         <w:t>D</w:t>
       </w:r>
       <w:r>
         <w:rPr>
           <w:color w:val="FFFFFF" w:themeColor="background1"/>
-          <w:sz w:val="20"/>
-          <w:szCs w:val="16"/>
+          <w:sz w:val="18"/>
+          <w:szCs w:val="14"/>
         </w:rPr>
         <w:t>avid Santos, João batista, Pedro Tavares</w:t>
+      </w:r>
+      <w:r>
+        <w:rPr>
+          <w:color w:val="FFFFFF" w:themeColor="background1"/>
+          <w:sz w:val="18"/>
+          <w:szCs w:val="14"/>
+        </w:rPr>
+        <w:t>, João Guedes</w:t>
       </w:r>
     </w:p>
     <w:p>
@@ -4930,6 +4938,7 @@
   <w:style w:type="character" w:default="1" w:styleId="Tipodeletrapredefinidodopargrafo">
     <w:name w:val="Default Paragraph Font"/>
     <w:uiPriority w:val="1"/>
+    <w:semiHidden/>
     <w:unhideWhenUsed/>
   </w:style>
   <w:style w:type="table" w:default="1" w:styleId="Tabelanormal">
@@ -5517,12 +5526,23 @@
 </file>
 
 <file path=customXml/item1.xml><?xml version="1.0" encoding="utf-8"?>
-<?mso-contentType ?>
-<FormTemplates xmlns="http://schemas.microsoft.com/sharepoint/v3/contenttype/forms">
-  <Display>DocumentLibraryForm</Display>
-  <Edit>DocumentLibraryForm</Edit>
-  <New>DocumentLibraryForm</New>
-</FormTemplates>
+<p:properties xmlns:p="http://schemas.microsoft.com/office/2006/metadata/properties" xmlns:xsi="http://www.w3.org/2001/XMLSchema-instance" xmlns:pc="http://schemas.microsoft.com/office/infopath/2007/PartnerControls">
+  <documentManagement>
+    <_ip_UnifiedCompliancePolicyUIAction xmlns="http://schemas.microsoft.com/sharepoint/v3" xsi:nil="true"/>
+    <Image xmlns="71af3243-3dd4-4a8d-8c0d-dd76da1f02a5">
+      <Url xsi:nil="true"/>
+      <Description xsi:nil="true"/>
+    </Image>
+    <Status xmlns="71af3243-3dd4-4a8d-8c0d-dd76da1f02a5">Not started</Status>
+    <Background xmlns="71af3243-3dd4-4a8d-8c0d-dd76da1f02a5">false</Background>
+    <_ip_UnifiedCompliancePolicyProperties xmlns="http://schemas.microsoft.com/sharepoint/v3" xsi:nil="true"/>
+    <ImageTagsTaxHTField xmlns="71af3243-3dd4-4a8d-8c0d-dd76da1f02a5">
+      <Terms xmlns="http://schemas.microsoft.com/office/infopath/2007/PartnerControls"/>
+    </ImageTagsTaxHTField>
+    <TaxCatchAll xmlns="230e9df3-be65-4c73-a93b-d1236ebd677e" xsi:nil="true"/>
+    <MediaServiceKeyPoints xmlns="71af3243-3dd4-4a8d-8c0d-dd76da1f02a5" xsi:nil="true"/>
+  </documentManagement>
+</p:properties>
 </file>
 
 <file path=customXml/item2.xml><?xml version="1.0" encoding="utf-8"?>
@@ -5814,29 +5834,22 @@
 </file>
 
 <file path=customXml/item3.xml><?xml version="1.0" encoding="utf-8"?>
-<p:properties xmlns:p="http://schemas.microsoft.com/office/2006/metadata/properties" xmlns:xsi="http://www.w3.org/2001/XMLSchema-instance" xmlns:pc="http://schemas.microsoft.com/office/infopath/2007/PartnerControls">
-  <documentManagement>
-    <_ip_UnifiedCompliancePolicyUIAction xmlns="http://schemas.microsoft.com/sharepoint/v3" xsi:nil="true"/>
-    <Image xmlns="71af3243-3dd4-4a8d-8c0d-dd76da1f02a5">
-      <Url xsi:nil="true"/>
-      <Description xsi:nil="true"/>
-    </Image>
-    <Status xmlns="71af3243-3dd4-4a8d-8c0d-dd76da1f02a5">Not started</Status>
-    <Background xmlns="71af3243-3dd4-4a8d-8c0d-dd76da1f02a5">false</Background>
-    <_ip_UnifiedCompliancePolicyProperties xmlns="http://schemas.microsoft.com/sharepoint/v3" xsi:nil="true"/>
-    <ImageTagsTaxHTField xmlns="71af3243-3dd4-4a8d-8c0d-dd76da1f02a5">
-      <Terms xmlns="http://schemas.microsoft.com/office/infopath/2007/PartnerControls"/>
-    </ImageTagsTaxHTField>
-    <TaxCatchAll xmlns="230e9df3-be65-4c73-a93b-d1236ebd677e" xsi:nil="true"/>
-    <MediaServiceKeyPoints xmlns="71af3243-3dd4-4a8d-8c0d-dd76da1f02a5" xsi:nil="true"/>
-  </documentManagement>
-</p:properties>
+<?mso-contentType ?>
+<FormTemplates xmlns="http://schemas.microsoft.com/sharepoint/v3/contenttype/forms">
+  <Display>DocumentLibraryForm</Display>
+  <Edit>DocumentLibraryForm</Edit>
+  <New>DocumentLibraryForm</New>
+</FormTemplates>
 </file>
 
 <file path=customXml/itemProps1.xml><?xml version="1.0" encoding="utf-8"?>
-<ds:datastoreItem xmlns:ds="http://schemas.openxmlformats.org/officeDocument/2006/customXml" ds:itemID="{AE09AE5A-B3B6-44BC-8570-615CB5E05AA8}">
+<ds:datastoreItem xmlns:ds="http://schemas.openxmlformats.org/officeDocument/2006/customXml" ds:itemID="{C3B74C0E-7993-40E1-930F-CF78C434EB62}">
   <ds:schemaRefs>
-    <ds:schemaRef ds:uri="http://schemas.microsoft.com/sharepoint/v3/contenttype/forms"/>
+    <ds:schemaRef ds:uri="http://schemas.microsoft.com/office/2006/metadata/properties"/>
+    <ds:schemaRef ds:uri="http://schemas.microsoft.com/office/infopath/2007/PartnerControls"/>
+    <ds:schemaRef ds:uri="http://schemas.microsoft.com/sharepoint/v3"/>
+    <ds:schemaRef ds:uri="71af3243-3dd4-4a8d-8c0d-dd76da1f02a5"/>
+    <ds:schemaRef ds:uri="230e9df3-be65-4c73-a93b-d1236ebd677e"/>
   </ds:schemaRefs>
 </ds:datastoreItem>
 </file>
@@ -5863,13 +5876,9 @@
 </file>
 
 <file path=customXml/itemProps3.xml><?xml version="1.0" encoding="utf-8"?>
-<ds:datastoreItem xmlns:ds="http://schemas.openxmlformats.org/officeDocument/2006/customXml" ds:itemID="{C3B74C0E-7993-40E1-930F-CF78C434EB62}">
+<ds:datastoreItem xmlns:ds="http://schemas.openxmlformats.org/officeDocument/2006/customXml" ds:itemID="{AE09AE5A-B3B6-44BC-8570-615CB5E05AA8}">
   <ds:schemaRefs>
-    <ds:schemaRef ds:uri="http://schemas.microsoft.com/office/2006/metadata/properties"/>
-    <ds:schemaRef ds:uri="http://schemas.microsoft.com/office/infopath/2007/PartnerControls"/>
-    <ds:schemaRef ds:uri="http://schemas.microsoft.com/sharepoint/v3"/>
-    <ds:schemaRef ds:uri="71af3243-3dd4-4a8d-8c0d-dd76da1f02a5"/>
-    <ds:schemaRef ds:uri="230e9df3-be65-4c73-a93b-d1236ebd677e"/>
+    <ds:schemaRef ds:uri="http://schemas.microsoft.com/sharepoint/v3/contenttype/forms"/>
   </ds:schemaRefs>
 </ds:datastoreItem>
 </file>